--- a/Felhasználói tesztek doksi.docx
+++ b/Felhasználói tesztek doksi.docx
@@ -1,65 +1,211 @@
 
 <file path=word/document.xml><?xml version="1.0" encoding="utf-8"?>
-<w:document xmlns:wpc="http://schemas.microsoft.com/office/word/2010/wordprocessingCanvas" xmlns:cx="http://schemas.microsoft.com/office/drawing/2014/chartex" xmlns:cx1="http://schemas.microsoft.com/office/drawing/2015/9/8/chartex" xmlns:cx2="http://schemas.microsoft.com/office/drawing/2015/10/21/chartex" xmlns:cx3="http://schemas.microsoft.com/office/drawing/2016/5/9/chartex" xmlns:cx4="http://schemas.microsoft.com/office/drawing/2016/5/10/chartex" xmlns:cx5="http://schemas.microsoft.com/office/drawing/2016/5/11/chartex" xmlns:cx6="http://schemas.microsoft.com/office/drawing/2016/5/12/chartex" xmlns:cx7="http://schemas.microsoft.com/office/drawing/2016/5/13/chartex" xmlns:cx8="http://schemas.microsoft.com/office/drawing/2016/5/14/chartex" xmlns:mc="http://schemas.openxmlformats.org/markup-compatibility/2006" xmlns:aink="http://schemas.microsoft.com/office/drawing/2016/ink" xmlns:am3d="http://schemas.microsoft.com/office/drawing/2017/model3d" xmlns:o="urn:schemas-microsoft-com:office:office" xmlns:r="http://schemas.openxmlformats.org/officeDocument/2006/relationships" xmlns:m="http://schemas.openxmlformats.org/officeDocument/2006/math" xmlns:v="urn:schemas-microsoft-com:vml" xmlns:wp14="http://schemas.microsoft.com/office/word/2010/wordprocessingDrawing" xmlns:wp="http://schemas.openxmlformats.org/drawingml/2006/wordprocessingDrawing" xmlns:w10="urn:schemas-microsoft-com:office:word" xmlns:w="http://schemas.openxmlformats.org/wordprocessingml/2006/main" xmlns:w14="http://schemas.microsoft.com/office/word/2010/wordml" xmlns:w15="http://schemas.microsoft.com/office/word/2012/wordml" xmlns:w16cid="http://schemas.microsoft.com/office/word/2016/wordml/cid" xmlns:w16se="http://schemas.microsoft.com/office/word/2015/wordml/symex" xmlns:wpg="http://schemas.microsoft.com/office/word/2010/wordprocessingGroup" xmlns:wpi="http://schemas.microsoft.com/office/word/2010/wordprocessingInk" xmlns:wne="http://schemas.microsoft.com/office/word/2006/wordml" xmlns:wps="http://schemas.microsoft.com/office/word/2010/wordprocessingShape" mc:Ignorable="w14 w15 w16se w16cid wp14">
+<w:document xmlns:wpc="http://schemas.microsoft.com/office/word/2010/wordprocessingCanvas" xmlns:cx="http://schemas.microsoft.com/office/drawing/2014/chartex" xmlns:cx1="http://schemas.microsoft.com/office/drawing/2015/9/8/chartex" xmlns:cx2="http://schemas.microsoft.com/office/drawing/2015/10/21/chartex" xmlns:cx3="http://schemas.microsoft.com/office/drawing/2016/5/9/chartex" xmlns:cx4="http://schemas.microsoft.com/office/drawing/2016/5/10/chartex" xmlns:cx5="http://schemas.microsoft.com/office/drawing/2016/5/11/chartex" xmlns:cx6="http://schemas.microsoft.com/office/drawing/2016/5/12/chartex" xmlns:cx7="http://schemas.microsoft.com/office/drawing/2016/5/13/chartex" xmlns:cx8="http://schemas.microsoft.com/office/drawing/2016/5/14/chartex" xmlns:mc="http://schemas.openxmlformats.org/markup-compatibility/2006" xmlns:aink="http://schemas.microsoft.com/office/drawing/2016/ink" xmlns:am3d="http://schemas.microsoft.com/office/drawing/2017/model3d" xmlns:o="urn:schemas-microsoft-com:office:office" xmlns:oel="http://schemas.microsoft.com/office/2019/extlst" xmlns:r="http://schemas.openxmlformats.org/officeDocument/2006/relationships" xmlns:m="http://schemas.openxmlformats.org/officeDocument/2006/math" xmlns:v="urn:schemas-microsoft-com:vml" xmlns:wp14="http://schemas.microsoft.com/office/word/2010/wordprocessingDrawing" xmlns:wp="http://schemas.openxmlformats.org/drawingml/2006/wordprocessingDrawing" xmlns:w10="urn:schemas-microsoft-com:office:word" xmlns:w="http://schemas.openxmlformats.org/wordprocessingml/2006/main" xmlns:w14="http://schemas.microsoft.com/office/word/2010/wordml" xmlns:w15="http://schemas.microsoft.com/office/word/2012/wordml" xmlns:w16cex="http://schemas.microsoft.com/office/word/2018/wordml/cex" xmlns:w16cid="http://schemas.microsoft.com/office/word/2016/wordml/cid" xmlns:w16="http://schemas.microsoft.com/office/word/2018/wordml" xmlns:w16du="http://schemas.microsoft.com/office/word/2023/wordml/word16du" xmlns:w16sdtdh="http://schemas.microsoft.com/office/word/2020/wordml/sdtdatahash" xmlns:w16sdtfl="http://schemas.microsoft.com/office/word/2024/wordml/sdtformatlock" xmlns:w16se="http://schemas.microsoft.com/office/word/2015/wordml/symex" xmlns:wpg="http://schemas.microsoft.com/office/word/2010/wordprocessingGroup" xmlns:wpi="http://schemas.microsoft.com/office/word/2010/wordprocessingInk" xmlns:wne="http://schemas.microsoft.com/office/word/2006/wordml" xmlns:wps="http://schemas.microsoft.com/office/word/2010/wordprocessingShape" mc:Ignorable="w14 w15 w16se w16cid w16 w16cex w16sdtdh w16sdtfl w16du wp14">
   <w:body>
     <w:p>
       <w:pPr>
         <w:jc w:val="center"/>
         <w:rPr>
+          <w:rFonts w:ascii="Aptos" w:hAnsi="Aptos" w:cstheme="minorHAnsi"/>
           <w:sz w:val="36"/>
           <w:szCs w:val="36"/>
         </w:rPr>
       </w:pPr>
-      <w:r>
-        <w:rPr>
+    </w:p>
+    <w:p>
+      <w:pPr>
+        <w:rPr>
+          <w:rFonts w:ascii="Aptos" w:hAnsi="Aptos" w:cstheme="minorHAnsi"/>
           <w:sz w:val="36"/>
           <w:szCs w:val="36"/>
         </w:rPr>
-        <w:t>Felhasználói tesztek</w:t>
+      </w:pPr>
+      <w:r>
+        <w:rPr>
+          <w:rFonts w:ascii="Aptos" w:hAnsi="Aptos" w:cstheme="minorHAnsi"/>
+          <w:sz w:val="36"/>
+          <w:szCs w:val="36"/>
+        </w:rPr>
+        <w:br w:type="page"/>
       </w:r>
     </w:p>
     <w:p>
       <w:pPr>
-        <w:rPr>
-          <w:sz w:val="24"/>
-          <w:szCs w:val="24"/>
-        </w:rPr>
-      </w:pPr>
+        <w:pStyle w:val="Cmsor1"/>
+        <w:jc w:val="center"/>
+        <w:rPr>
+          <w:rFonts w:ascii="Aptos" w:hAnsi="Aptos" w:cstheme="minorHAnsi"/>
+          <w:color w:val="000000" w:themeColor="text1"/>
+        </w:rPr>
+      </w:pPr>
+      <w:r>
+        <w:rPr>
+          <w:rFonts w:ascii="Aptos" w:hAnsi="Aptos" w:cstheme="minorHAnsi"/>
+          <w:color w:val="000000" w:themeColor="text1"/>
+        </w:rPr>
+        <w:lastRenderedPageBreak/>
+        <w:t>Felhasználói tesztek</w:t>
+      </w:r>
     </w:p>
     <w:p>
       <w:pPr>
         <w:rPr>
-          <w:sz w:val="24"/>
-          <w:szCs w:val="24"/>
-        </w:rPr>
-      </w:pPr>
-      <w:r>
-        <w:rPr>
-          <w:sz w:val="24"/>
-          <w:szCs w:val="24"/>
-        </w:rPr>
-        <w:t>A  felhasználói tesztek során a célom az volt hogy megnézzem mennyire felhasználóbarát a weboldal , mennyire érdekes , kelti fel a figyelmet és milyen egyéb fejlesztői lehetőséget lehetne még belevinni.</w:t>
-      </w:r>
+          <w:rFonts w:ascii="Aptos" w:hAnsi="Aptos" w:cstheme="minorHAnsi"/>
+          <w:color w:val="000000" w:themeColor="text1"/>
+          <w:sz w:val="24"/>
+          <w:szCs w:val="24"/>
+        </w:rPr>
+      </w:pPr>
     </w:p>
     <w:p>
       <w:pPr>
         <w:rPr>
-          <w:sz w:val="24"/>
-          <w:szCs w:val="24"/>
-        </w:rPr>
-      </w:pPr>
+          <w:rFonts w:ascii="Aptos" w:hAnsi="Aptos" w:cstheme="minorHAnsi"/>
+          <w:color w:val="000000" w:themeColor="text1"/>
+          <w:sz w:val="24"/>
+          <w:szCs w:val="24"/>
+        </w:rPr>
+      </w:pPr>
+      <w:r>
+        <w:rPr>
+          <w:rFonts w:ascii="Aptos" w:hAnsi="Aptos" w:cstheme="minorHAnsi"/>
+          <w:color w:val="000000" w:themeColor="text1"/>
+          <w:sz w:val="24"/>
+          <w:szCs w:val="24"/>
+        </w:rPr>
+        <w:t>A  felhasználói tesztek során a cél</w:t>
+      </w:r>
+      <w:r>
+        <w:rPr>
+          <w:rFonts w:ascii="Aptos" w:hAnsi="Aptos" w:cstheme="minorHAnsi"/>
+          <w:color w:val="000000" w:themeColor="text1"/>
+          <w:sz w:val="24"/>
+          <w:szCs w:val="24"/>
+        </w:rPr>
+        <w:t>:</w:t>
+      </w:r>
+      <w:r>
+        <w:rPr>
+          <w:rFonts w:ascii="Aptos" w:hAnsi="Aptos" w:cstheme="minorHAnsi"/>
+          <w:color w:val="000000" w:themeColor="text1"/>
+          <w:sz w:val="24"/>
+          <w:szCs w:val="24"/>
+        </w:rPr>
+        <w:t xml:space="preserve"> felhasználóbarát</w:t>
+      </w:r>
+      <w:r>
+        <w:rPr>
+          <w:rFonts w:ascii="Aptos" w:hAnsi="Aptos" w:cstheme="minorHAnsi"/>
+          <w:color w:val="000000" w:themeColor="text1"/>
+          <w:sz w:val="24"/>
+          <w:szCs w:val="24"/>
+        </w:rPr>
+        <w:t xml:space="preserve"> kinézet</w:t>
+      </w:r>
+      <w:r>
+        <w:rPr>
+          <w:rFonts w:ascii="Aptos" w:hAnsi="Aptos" w:cstheme="minorHAnsi"/>
+          <w:color w:val="000000" w:themeColor="text1"/>
+          <w:sz w:val="24"/>
+          <w:szCs w:val="24"/>
+        </w:rPr>
+        <w:t xml:space="preserve"> a weboldal</w:t>
+      </w:r>
+      <w:r>
+        <w:rPr>
+          <w:rFonts w:ascii="Aptos" w:hAnsi="Aptos" w:cstheme="minorHAnsi"/>
+          <w:color w:val="000000" w:themeColor="text1"/>
+          <w:sz w:val="24"/>
+          <w:szCs w:val="24"/>
+        </w:rPr>
+        <w:t>on</w:t>
+      </w:r>
+      <w:r>
+        <w:rPr>
+          <w:rFonts w:ascii="Aptos" w:hAnsi="Aptos" w:cstheme="minorHAnsi"/>
+          <w:color w:val="000000" w:themeColor="text1"/>
+          <w:sz w:val="24"/>
+          <w:szCs w:val="24"/>
+        </w:rPr>
+        <w:t xml:space="preserve">, mennyire </w:t>
+      </w:r>
+      <w:r>
+        <w:rPr>
+          <w:rFonts w:ascii="Aptos" w:hAnsi="Aptos" w:cstheme="minorHAnsi"/>
+          <w:color w:val="000000" w:themeColor="text1"/>
+          <w:sz w:val="24"/>
+          <w:szCs w:val="24"/>
+        </w:rPr>
+        <w:t>figyelemfelkeltő, érdekes</w:t>
+      </w:r>
+      <w:r>
+        <w:rPr>
+          <w:rFonts w:ascii="Aptos" w:hAnsi="Aptos" w:cstheme="minorHAnsi"/>
+          <w:color w:val="000000" w:themeColor="text1"/>
+          <w:sz w:val="24"/>
+          <w:szCs w:val="24"/>
+        </w:rPr>
+        <w:t xml:space="preserve"> és milyen egyéb fejlesztői lehetősége</w:t>
+      </w:r>
+      <w:r>
+        <w:rPr>
+          <w:rFonts w:ascii="Aptos" w:hAnsi="Aptos" w:cstheme="minorHAnsi"/>
+          <w:color w:val="000000" w:themeColor="text1"/>
+          <w:sz w:val="24"/>
+          <w:szCs w:val="24"/>
+        </w:rPr>
+        <w:t>ket</w:t>
+      </w:r>
+      <w:r>
+        <w:rPr>
+          <w:rFonts w:ascii="Aptos" w:hAnsi="Aptos" w:cstheme="minorHAnsi"/>
+          <w:color w:val="000000" w:themeColor="text1"/>
+          <w:sz w:val="24"/>
+          <w:szCs w:val="24"/>
+        </w:rPr>
+        <w:t xml:space="preserve"> lehetne még belevinni</w:t>
+      </w:r>
+      <w:r>
+        <w:rPr>
+          <w:rFonts w:ascii="Aptos" w:hAnsi="Aptos" w:cstheme="minorHAnsi"/>
+          <w:color w:val="000000" w:themeColor="text1"/>
+          <w:sz w:val="24"/>
+          <w:szCs w:val="24"/>
+        </w:rPr>
+        <w:t xml:space="preserve"> ezáltal javítani az összképen</w:t>
+      </w:r>
+      <w:r>
+        <w:rPr>
+          <w:rFonts w:ascii="Aptos" w:hAnsi="Aptos" w:cstheme="minorHAnsi"/>
+          <w:color w:val="000000" w:themeColor="text1"/>
+          <w:sz w:val="24"/>
+          <w:szCs w:val="24"/>
+        </w:rPr>
+        <w:t>.</w:t>
+      </w:r>
     </w:p>
     <w:p>
       <w:pPr>
         <w:rPr>
-          <w:sz w:val="36"/>
-          <w:szCs w:val="36"/>
-        </w:rPr>
-      </w:pPr>
-      <w:r>
-        <w:rPr>
-          <w:sz w:val="36"/>
-          <w:szCs w:val="36"/>
+          <w:rFonts w:ascii="Aptos" w:hAnsi="Aptos" w:cstheme="minorHAnsi"/>
+          <w:color w:val="000000" w:themeColor="text1"/>
+          <w:sz w:val="24"/>
+          <w:szCs w:val="24"/>
+        </w:rPr>
+      </w:pPr>
+    </w:p>
+    <w:p>
+      <w:pPr>
+        <w:pStyle w:val="Cmsor2"/>
+        <w:rPr>
+          <w:rFonts w:ascii="Aptos Display" w:hAnsi="Aptos Display"/>
+          <w:color w:val="000000" w:themeColor="text1"/>
+        </w:rPr>
+      </w:pPr>
+      <w:r>
+        <w:rPr>
+          <w:rFonts w:ascii="Aptos Display" w:hAnsi="Aptos Display"/>
+          <w:color w:val="000000" w:themeColor="text1"/>
         </w:rPr>
         <w:t>Tesztelés menete:</w:t>
       </w:r>
@@ -72,16 +218,47 @@
           <w:numId w:val="1"/>
         </w:numPr>
         <w:rPr>
-          <w:sz w:val="24"/>
-          <w:szCs w:val="24"/>
-        </w:rPr>
-      </w:pPr>
-      <w:r>
-        <w:rPr>
-          <w:sz w:val="24"/>
-          <w:szCs w:val="24"/>
-        </w:rPr>
-        <w:t xml:space="preserve"> a tesztelés informális környezetben zajlott inkább baráti és ismeretségi körökben</w:t>
+          <w:rFonts w:ascii="Aptos" w:hAnsi="Aptos" w:cstheme="minorHAnsi"/>
+          <w:color w:val="000000" w:themeColor="text1"/>
+          <w:sz w:val="24"/>
+          <w:szCs w:val="24"/>
+        </w:rPr>
+      </w:pPr>
+      <w:r>
+        <w:rPr>
+          <w:rFonts w:ascii="Aptos" w:hAnsi="Aptos" w:cstheme="minorHAnsi"/>
+          <w:color w:val="000000" w:themeColor="text1"/>
+          <w:sz w:val="24"/>
+          <w:szCs w:val="24"/>
+        </w:rPr>
+        <w:t xml:space="preserve"> a tesztelés informális környezetben zajlott</w:t>
+      </w:r>
+      <w:r>
+        <w:rPr>
+          <w:rFonts w:ascii="Aptos" w:hAnsi="Aptos" w:cstheme="minorHAnsi"/>
+          <w:color w:val="000000" w:themeColor="text1"/>
+          <w:sz w:val="24"/>
+          <w:szCs w:val="24"/>
+        </w:rPr>
+        <w:t>,</w:t>
+      </w:r>
+      <w:r>
+        <w:rPr>
+          <w:rFonts w:ascii="Aptos" w:hAnsi="Aptos" w:cstheme="minorHAnsi"/>
+          <w:color w:val="000000" w:themeColor="text1"/>
+          <w:sz w:val="24"/>
+          <w:szCs w:val="24"/>
+        </w:rPr>
+        <w:t xml:space="preserve"> baráti és ismeretségi kör</w:t>
+      </w:r>
+      <w:r>
+        <w:rPr>
+          <w:rFonts w:ascii="Aptos" w:hAnsi="Aptos" w:cstheme="minorHAnsi"/>
+          <w:color w:val="000000" w:themeColor="text1"/>
+          <w:sz w:val="24"/>
+          <w:szCs w:val="24"/>
+        </w:rPr>
+        <w:t>ben</w:t>
       </w:r>
     </w:p>
     <w:p>
@@ -92,12 +269,16 @@
           <w:numId w:val="1"/>
         </w:numPr>
         <w:rPr>
-          <w:sz w:val="24"/>
-          <w:szCs w:val="24"/>
-        </w:rPr>
-      </w:pPr>
-      <w:r>
-        <w:rPr>
+          <w:rFonts w:ascii="Aptos" w:hAnsi="Aptos" w:cstheme="minorHAnsi"/>
+          <w:color w:val="000000" w:themeColor="text1"/>
+          <w:sz w:val="24"/>
+          <w:szCs w:val="24"/>
+        </w:rPr>
+      </w:pPr>
+      <w:r>
+        <w:rPr>
+          <w:rFonts w:ascii="Aptos" w:hAnsi="Aptos" w:cstheme="minorHAnsi"/>
+          <w:color w:val="000000" w:themeColor="text1"/>
           <w:sz w:val="24"/>
           <w:szCs w:val="24"/>
         </w:rPr>
@@ -112,16 +293,29 @@
           <w:numId w:val="1"/>
         </w:numPr>
         <w:rPr>
-          <w:sz w:val="24"/>
-          <w:szCs w:val="24"/>
-        </w:rPr>
-      </w:pPr>
-      <w:r>
-        <w:rPr>
-          <w:sz w:val="24"/>
-          <w:szCs w:val="24"/>
-        </w:rPr>
-        <w:t>a visszajelzéseket szóban és közösségi médiában érkeztek</w:t>
+          <w:rFonts w:ascii="Aptos" w:hAnsi="Aptos" w:cstheme="minorHAnsi"/>
+          <w:color w:val="000000" w:themeColor="text1"/>
+          <w:sz w:val="24"/>
+          <w:szCs w:val="24"/>
+        </w:rPr>
+      </w:pPr>
+      <w:r>
+        <w:rPr>
+          <w:rFonts w:ascii="Aptos" w:hAnsi="Aptos" w:cstheme="minorHAnsi"/>
+          <w:color w:val="000000" w:themeColor="text1"/>
+          <w:sz w:val="24"/>
+          <w:szCs w:val="24"/>
+        </w:rPr>
+        <w:t>a visszajelzések</w:t>
+      </w:r>
+      <w:r>
+        <w:rPr>
+          <w:rFonts w:ascii="Aptos" w:hAnsi="Aptos" w:cstheme="minorHAnsi"/>
+          <w:color w:val="000000" w:themeColor="text1"/>
+          <w:sz w:val="24"/>
+          <w:szCs w:val="24"/>
+        </w:rPr>
+        <w:t xml:space="preserve"> verbálisan (szobán) vagy egyéb média platformokon kerültek lejegyzésre </w:t>
       </w:r>
     </w:p>
     <w:p>
@@ -132,21 +326,44 @@
           <w:numId w:val="1"/>
         </w:numPr>
         <w:rPr>
-          <w:sz w:val="24"/>
-          <w:szCs w:val="24"/>
-        </w:rPr>
-      </w:pPr>
-      <w:r>
-        <w:rPr>
-          <w:sz w:val="24"/>
-          <w:szCs w:val="24"/>
-        </w:rPr>
-        <w:t>a résztvevők  szabadon böngészhették az oldalt és kipróbálhatták a funkciókat.</w:t>
+          <w:rFonts w:ascii="Aptos" w:hAnsi="Aptos" w:cstheme="minorHAnsi"/>
+          <w:color w:val="000000" w:themeColor="text1"/>
+          <w:sz w:val="24"/>
+          <w:szCs w:val="24"/>
+        </w:rPr>
+      </w:pPr>
+      <w:r>
+        <w:rPr>
+          <w:rFonts w:ascii="Aptos" w:hAnsi="Aptos" w:cstheme="minorHAnsi"/>
+          <w:color w:val="000000" w:themeColor="text1"/>
+          <w:sz w:val="24"/>
+          <w:szCs w:val="24"/>
+        </w:rPr>
+        <w:t>a résztvevők  szabadon böngészhették az oldalt és próbálhatták</w:t>
+      </w:r>
+      <w:r>
+        <w:rPr>
+          <w:rFonts w:ascii="Aptos" w:hAnsi="Aptos" w:cstheme="minorHAnsi"/>
+          <w:color w:val="000000" w:themeColor="text1"/>
+          <w:sz w:val="24"/>
+          <w:szCs w:val="24"/>
+        </w:rPr>
+        <w:t xml:space="preserve"> ki</w:t>
+      </w:r>
+      <w:r>
+        <w:rPr>
+          <w:rFonts w:ascii="Aptos" w:hAnsi="Aptos" w:cstheme="minorHAnsi"/>
+          <w:color w:val="000000" w:themeColor="text1"/>
+          <w:sz w:val="24"/>
+          <w:szCs w:val="24"/>
+        </w:rPr>
+        <w:t xml:space="preserve"> a funkciókat.</w:t>
       </w:r>
     </w:p>
     <w:p>
       <w:pPr>
         <w:rPr>
+          <w:rFonts w:ascii="Aptos" w:hAnsi="Aptos" w:cstheme="minorHAnsi"/>
           <w:sz w:val="24"/>
           <w:szCs w:val="24"/>
         </w:rPr>
@@ -172,30 +389,28 @@
         <w:tblLook w:val="0000" w:firstRow="0" w:lastRow="0" w:firstColumn="0" w:lastColumn="0" w:noHBand="0" w:noVBand="0"/>
       </w:tblPr>
       <w:tblGrid>
-        <w:gridCol w:w="2539"/>
-        <w:gridCol w:w="2536"/>
-        <w:gridCol w:w="1541"/>
-        <w:gridCol w:w="3688"/>
+        <w:gridCol w:w="1894"/>
+        <w:gridCol w:w="1985"/>
+        <w:gridCol w:w="2774"/>
+        <w:gridCol w:w="3651"/>
       </w:tblGrid>
       <w:tr>
-        <w:tblPrEx>
-          <w:tblCellMar>
-            <w:top w:w="0" w:type="dxa"/>
-            <w:bottom w:w="0" w:type="dxa"/>
-          </w:tblCellMar>
-        </w:tblPrEx>
         <w:trPr>
           <w:trHeight w:val="482"/>
         </w:trPr>
         <w:tc>
           <w:tcPr>
-            <w:tcW w:w="2539" w:type="dxa"/>
+            <w:tcW w:w="1894" w:type="dxa"/>
+            <w:tcBorders>
+              <w:bottom w:val="single" w:sz="4" w:space="0" w:color="auto"/>
+            </w:tcBorders>
             <w:shd w:val="clear" w:color="auto" w:fill="000000" w:themeFill="text1"/>
           </w:tcPr>
           <w:p>
             <w:pPr>
               <w:jc w:val="center"/>
               <w:rPr>
+                <w:rFonts w:ascii="Aptos" w:hAnsi="Aptos" w:cstheme="minorHAnsi"/>
                 <w:color w:val="FFFFFF" w:themeColor="background1"/>
                 <w:sz w:val="24"/>
                 <w:szCs w:val="24"/>
@@ -203,6 +418,7 @@
             </w:pPr>
             <w:r>
               <w:rPr>
+                <w:rFonts w:ascii="Aptos" w:hAnsi="Aptos" w:cstheme="minorHAnsi"/>
                 <w:color w:val="FFFFFF" w:themeColor="background1"/>
                 <w:sz w:val="24"/>
                 <w:szCs w:val="24"/>
@@ -213,41 +429,59 @@
         </w:tc>
         <w:tc>
           <w:tcPr>
-            <w:tcW w:w="2536" w:type="dxa"/>
+            <w:tcW w:w="1985" w:type="dxa"/>
+            <w:tcBorders>
+              <w:bottom w:val="single" w:sz="4" w:space="0" w:color="auto"/>
+            </w:tcBorders>
             <w:shd w:val="clear" w:color="auto" w:fill="000000" w:themeFill="text1"/>
           </w:tcPr>
           <w:p>
             <w:pPr>
               <w:jc w:val="center"/>
               <w:rPr>
-                <w:sz w:val="24"/>
-                <w:szCs w:val="24"/>
-              </w:rPr>
-            </w:pPr>
-            <w:r>
-              <w:rPr>
-                <w:sz w:val="24"/>
-                <w:szCs w:val="24"/>
-              </w:rPr>
-              <w:t>Háttér/kor</w:t>
+                <w:rFonts w:ascii="Aptos" w:hAnsi="Aptos" w:cstheme="minorHAnsi"/>
+                <w:sz w:val="24"/>
+                <w:szCs w:val="24"/>
+              </w:rPr>
+            </w:pPr>
+            <w:r>
+              <w:rPr>
+                <w:rFonts w:ascii="Aptos" w:hAnsi="Aptos" w:cstheme="minorHAnsi"/>
+                <w:sz w:val="24"/>
+                <w:szCs w:val="24"/>
+              </w:rPr>
+              <w:t>Élet</w:t>
+            </w:r>
+            <w:r>
+              <w:rPr>
+                <w:rFonts w:ascii="Aptos" w:hAnsi="Aptos" w:cstheme="minorHAnsi"/>
+                <w:sz w:val="24"/>
+                <w:szCs w:val="24"/>
+              </w:rPr>
+              <w:t>kor</w:t>
             </w:r>
           </w:p>
         </w:tc>
         <w:tc>
           <w:tcPr>
-            <w:tcW w:w="1541" w:type="dxa"/>
+            <w:tcW w:w="2774" w:type="dxa"/>
+            <w:tcBorders>
+              <w:bottom w:val="single" w:sz="4" w:space="0" w:color="auto"/>
+            </w:tcBorders>
             <w:shd w:val="clear" w:color="auto" w:fill="000000" w:themeFill="text1"/>
           </w:tcPr>
           <w:p>
             <w:pPr>
               <w:jc w:val="center"/>
               <w:rPr>
-                <w:sz w:val="24"/>
-                <w:szCs w:val="24"/>
-              </w:rPr>
-            </w:pPr>
-            <w:r>
-              <w:rPr>
+                <w:rFonts w:ascii="Aptos" w:hAnsi="Aptos" w:cstheme="minorHAnsi"/>
+                <w:sz w:val="24"/>
+                <w:szCs w:val="24"/>
+              </w:rPr>
+            </w:pPr>
+            <w:r>
+              <w:rPr>
+                <w:rFonts w:ascii="Aptos" w:hAnsi="Aptos" w:cstheme="minorHAnsi"/>
                 <w:sz w:val="24"/>
                 <w:szCs w:val="24"/>
               </w:rPr>
@@ -257,19 +491,24 @@
         </w:tc>
         <w:tc>
           <w:tcPr>
-            <w:tcW w:w="3688" w:type="dxa"/>
+            <w:tcW w:w="3651" w:type="dxa"/>
+            <w:tcBorders>
+              <w:bottom w:val="single" w:sz="4" w:space="0" w:color="auto"/>
+            </w:tcBorders>
             <w:shd w:val="clear" w:color="auto" w:fill="000000" w:themeFill="text1"/>
           </w:tcPr>
           <w:p>
             <w:pPr>
               <w:jc w:val="center"/>
               <w:rPr>
-                <w:sz w:val="24"/>
-                <w:szCs w:val="24"/>
-              </w:rPr>
-            </w:pPr>
-            <w:r>
-              <w:rPr>
+                <w:rFonts w:ascii="Aptos" w:hAnsi="Aptos" w:cstheme="minorHAnsi"/>
+                <w:sz w:val="24"/>
+                <w:szCs w:val="24"/>
+              </w:rPr>
+            </w:pPr>
+            <w:r>
+              <w:rPr>
+                <w:rFonts w:ascii="Aptos" w:hAnsi="Aptos" w:cstheme="minorHAnsi"/>
                 <w:sz w:val="24"/>
                 <w:szCs w:val="24"/>
               </w:rPr>
@@ -279,80 +518,81 @@
         </w:tc>
       </w:tr>
       <w:tr>
-        <w:tblPrEx>
-          <w:tblCellMar>
-            <w:top w:w="0" w:type="dxa"/>
-            <w:bottom w:w="0" w:type="dxa"/>
-          </w:tblCellMar>
-        </w:tblPrEx>
         <w:trPr>
           <w:trHeight w:val="1300"/>
         </w:trPr>
         <w:tc>
           <w:tcPr>
-            <w:tcW w:w="2539" w:type="dxa"/>
-            <w:shd w:val="clear" w:color="auto" w:fill="E7E6E6" w:themeFill="background2"/>
+            <w:tcW w:w="1894" w:type="dxa"/>
+            <w:shd w:val="clear" w:color="auto" w:fill="D9E2F3" w:themeFill="accent1" w:themeFillTint="33"/>
           </w:tcPr>
           <w:p>
             <w:pPr>
+              <w:jc w:val="center"/>
+              <w:rPr>
+                <w:rFonts w:ascii="Aptos" w:hAnsi="Aptos" w:cstheme="minorHAnsi"/>
+                <w:sz w:val="24"/>
+                <w:szCs w:val="24"/>
+              </w:rPr>
+            </w:pPr>
+            <w:r>
+              <w:rPr>
+                <w:rFonts w:ascii="Aptos" w:hAnsi="Aptos" w:cstheme="minorHAnsi"/>
+                <w:sz w:val="24"/>
+                <w:szCs w:val="24"/>
+              </w:rPr>
+              <w:t>Hölgy</w:t>
+            </w:r>
+          </w:p>
+          <w:p>
+            <w:pPr>
+              <w:jc w:val="center"/>
+              <w:rPr>
+                <w:rFonts w:ascii="Aptos" w:hAnsi="Aptos" w:cstheme="minorHAnsi"/>
+                <w:sz w:val="24"/>
+                <w:szCs w:val="24"/>
+                <w:highlight w:val="cyan"/>
+              </w:rPr>
+            </w:pPr>
+            <w:r>
+              <w:rPr>
+                <w:rFonts w:ascii="Aptos" w:hAnsi="Aptos" w:cstheme="minorHAnsi"/>
+                <w:sz w:val="24"/>
+                <w:szCs w:val="24"/>
+                <w:highlight w:val="cyan"/>
+              </w:rPr>
+              <w:t>(2025.03.27)</w:t>
+            </w:r>
+          </w:p>
+          <w:p>
+            <w:pPr>
               <w:pStyle w:val="Listaszerbekezds"/>
-              <w:numPr>
-                <w:ilvl w:val="0"/>
-                <w:numId w:val="2"/>
-              </w:numPr>
-              <w:rPr>
-                <w:sz w:val="24"/>
-                <w:szCs w:val="24"/>
-              </w:rPr>
-            </w:pPr>
-            <w:r>
-              <w:rPr>
-                <w:sz w:val="24"/>
-                <w:szCs w:val="24"/>
-              </w:rPr>
-              <w:t>Nő</w:t>
-            </w:r>
-          </w:p>
-          <w:p>
-            <w:pPr>
-              <w:pStyle w:val="Listaszerbekezds"/>
-              <w:rPr>
-                <w:sz w:val="24"/>
-                <w:szCs w:val="24"/>
-              </w:rPr>
-            </w:pPr>
-            <w:r>
-              <w:rPr>
-                <w:sz w:val="24"/>
-                <w:szCs w:val="24"/>
-              </w:rPr>
-              <w:t xml:space="preserve"> </w:t>
-            </w:r>
-            <w:r>
-              <w:rPr>
-                <w:sz w:val="24"/>
-                <w:szCs w:val="24"/>
-                <w:highlight w:val="cyan"/>
-              </w:rPr>
-              <w:t>(2025.03.27)</w:t>
-            </w:r>
+              <w:jc w:val="center"/>
+              <w:rPr>
+                <w:rFonts w:ascii="Aptos" w:hAnsi="Aptos" w:cstheme="minorHAnsi"/>
+                <w:sz w:val="24"/>
+                <w:szCs w:val="24"/>
+              </w:rPr>
+            </w:pPr>
           </w:p>
         </w:tc>
         <w:tc>
           <w:tcPr>
-            <w:tcW w:w="2536" w:type="dxa"/>
-            <w:shd w:val="clear" w:color="auto" w:fill="E7E6E6" w:themeFill="background2"/>
+            <w:tcW w:w="1985" w:type="dxa"/>
+            <w:shd w:val="clear" w:color="auto" w:fill="D9E2F3" w:themeFill="accent1" w:themeFillTint="33"/>
           </w:tcPr>
           <w:p>
             <w:pPr>
               <w:jc w:val="center"/>
               <w:rPr>
-                <w:sz w:val="24"/>
-                <w:szCs w:val="24"/>
-              </w:rPr>
-            </w:pPr>
-            <w:r>
-              <w:rPr>
+                <w:rFonts w:ascii="Aptos" w:hAnsi="Aptos" w:cstheme="minorHAnsi"/>
+                <w:sz w:val="24"/>
+                <w:szCs w:val="24"/>
+              </w:rPr>
+            </w:pPr>
+            <w:r>
+              <w:rPr>
+                <w:rFonts w:ascii="Aptos" w:hAnsi="Aptos" w:cstheme="minorHAnsi"/>
                 <w:sz w:val="24"/>
                 <w:szCs w:val="24"/>
               </w:rPr>
@@ -362,46 +602,117 @@
         </w:tc>
         <w:tc>
           <w:tcPr>
-            <w:tcW w:w="1541" w:type="dxa"/>
-            <w:shd w:val="clear" w:color="auto" w:fill="E7E6E6" w:themeFill="background2"/>
+            <w:tcW w:w="2774" w:type="dxa"/>
+            <w:shd w:val="clear" w:color="auto" w:fill="D9E2F3" w:themeFill="accent1" w:themeFillTint="33"/>
           </w:tcPr>
           <w:p>
             <w:pPr>
-              <w:rPr>
-                <w:sz w:val="24"/>
-                <w:szCs w:val="24"/>
-              </w:rPr>
-            </w:pPr>
-            <w:r>
-              <w:rPr>
-                <w:sz w:val="24"/>
-                <w:szCs w:val="24"/>
-              </w:rPr>
-              <w:t>telefon/sz.gép</w:t>
+              <w:jc w:val="center"/>
+              <w:rPr>
+                <w:rFonts w:ascii="Aptos" w:hAnsi="Aptos" w:cstheme="minorHAnsi"/>
+                <w:sz w:val="24"/>
+                <w:szCs w:val="24"/>
+              </w:rPr>
+            </w:pPr>
+            <w:r>
+              <w:rPr>
+                <w:rFonts w:ascii="Aptos" w:hAnsi="Aptos" w:cstheme="minorHAnsi"/>
+                <w:sz w:val="24"/>
+                <w:szCs w:val="24"/>
+              </w:rPr>
+              <w:t>telefon</w:t>
+            </w:r>
+            <w:r>
+              <w:rPr>
+                <w:rFonts w:ascii="Aptos" w:hAnsi="Aptos" w:cstheme="minorHAnsi"/>
+                <w:sz w:val="24"/>
+                <w:szCs w:val="24"/>
+              </w:rPr>
+              <w:t xml:space="preserve"> </w:t>
+            </w:r>
+            <w:r>
+              <w:rPr>
+                <w:rFonts w:ascii="Aptos" w:hAnsi="Aptos" w:cstheme="minorHAnsi"/>
+                <w:sz w:val="24"/>
+                <w:szCs w:val="24"/>
+              </w:rPr>
+              <w:t>é</w:t>
+            </w:r>
+            <w:r>
+              <w:rPr>
+                <w:rFonts w:ascii="Aptos" w:hAnsi="Aptos" w:cstheme="minorHAnsi"/>
+                <w:sz w:val="24"/>
+                <w:szCs w:val="24"/>
+              </w:rPr>
+              <w:t xml:space="preserve">s </w:t>
+            </w:r>
+            <w:r>
+              <w:rPr>
+                <w:rFonts w:ascii="Aptos" w:hAnsi="Aptos" w:cstheme="minorHAnsi"/>
+                <w:sz w:val="24"/>
+                <w:szCs w:val="24"/>
+              </w:rPr>
+              <w:t>sz</w:t>
+            </w:r>
+            <w:r>
+              <w:rPr>
+                <w:rFonts w:ascii="Aptos" w:hAnsi="Aptos" w:cstheme="minorHAnsi"/>
+                <w:sz w:val="24"/>
+                <w:szCs w:val="24"/>
+              </w:rPr>
+              <w:t>ámító</w:t>
+            </w:r>
+            <w:r>
+              <w:rPr>
+                <w:rFonts w:ascii="Aptos" w:hAnsi="Aptos" w:cstheme="minorHAnsi"/>
+                <w:sz w:val="24"/>
+                <w:szCs w:val="24"/>
+              </w:rPr>
+              <w:t>gép</w:t>
             </w:r>
           </w:p>
         </w:tc>
         <w:tc>
           <w:tcPr>
-            <w:tcW w:w="3688" w:type="dxa"/>
-            <w:shd w:val="clear" w:color="auto" w:fill="E7E6E6" w:themeFill="background2"/>
+            <w:tcW w:w="3651" w:type="dxa"/>
+            <w:shd w:val="clear" w:color="auto" w:fill="D9E2F3" w:themeFill="accent1" w:themeFillTint="33"/>
           </w:tcPr>
           <w:p>
             <w:pPr>
-              <w:rPr>
-                <w:sz w:val="24"/>
-                <w:szCs w:val="24"/>
-              </w:rPr>
-            </w:pPr>
-            <w:r>
-              <w:rPr>
-                <w:sz w:val="24"/>
-                <w:szCs w:val="24"/>
-              </w:rPr>
-              <w:t xml:space="preserve">„Összességében nagyon tetszett de a </w:t>
-            </w:r>
-            <w:r>
-              <w:rPr>
+              <w:jc w:val="center"/>
+              <w:rPr>
+                <w:rFonts w:ascii="Aptos" w:hAnsi="Aptos" w:cstheme="minorHAnsi"/>
+                <w:sz w:val="24"/>
+                <w:szCs w:val="24"/>
+              </w:rPr>
+            </w:pPr>
+            <w:r>
+              <w:rPr>
+                <w:rFonts w:ascii="Aptos" w:hAnsi="Aptos" w:cstheme="minorHAnsi"/>
+                <w:sz w:val="24"/>
+                <w:szCs w:val="24"/>
+              </w:rPr>
+              <w:t>„Összességében nagyon tetszett</w:t>
+            </w:r>
+            <w:r>
+              <w:rPr>
+                <w:rFonts w:ascii="Aptos" w:hAnsi="Aptos" w:cstheme="minorHAnsi"/>
+                <w:sz w:val="24"/>
+                <w:szCs w:val="24"/>
+              </w:rPr>
+              <w:t>,</w:t>
+            </w:r>
+            <w:r>
+              <w:rPr>
+                <w:rFonts w:ascii="Aptos" w:hAnsi="Aptos" w:cstheme="minorHAnsi"/>
+                <w:sz w:val="24"/>
+                <w:szCs w:val="24"/>
+              </w:rPr>
+              <w:t xml:space="preserve"> de a </w:t>
+            </w:r>
+            <w:r>
+              <w:rPr>
+                <w:rFonts w:ascii="Aptos" w:hAnsi="Aptos" w:cstheme="minorHAnsi"/>
                 <w:sz w:val="24"/>
                 <w:szCs w:val="24"/>
               </w:rPr>
@@ -409,6 +720,7 @@
             </w:r>
             <w:r>
               <w:rPr>
+                <w:rFonts w:ascii="Aptos" w:hAnsi="Aptos" w:cstheme="minorHAnsi"/>
                 <w:sz w:val="24"/>
                 <w:szCs w:val="24"/>
               </w:rPr>
@@ -417,28 +729,52 @@
           </w:p>
           <w:p>
             <w:pPr>
-              <w:rPr>
-                <w:sz w:val="24"/>
-                <w:szCs w:val="24"/>
-              </w:rPr>
-            </w:pPr>
-            <w:r>
-              <w:rPr>
-                <w:sz w:val="24"/>
-                <w:szCs w:val="24"/>
-              </w:rPr>
-              <w:t>„A kosárnál lehetne egy „vásárolj tovább” navigációs gomb”</w:t>
-            </w:r>
-          </w:p>
-          <w:p>
-            <w:pPr>
-              <w:rPr>
-                <w:sz w:val="24"/>
-                <w:szCs w:val="24"/>
-              </w:rPr>
-            </w:pPr>
-            <w:r>
-              <w:rPr>
+              <w:jc w:val="center"/>
+              <w:rPr>
+                <w:rFonts w:ascii="Aptos" w:hAnsi="Aptos" w:cstheme="minorHAnsi"/>
+                <w:sz w:val="24"/>
+                <w:szCs w:val="24"/>
+              </w:rPr>
+            </w:pPr>
+            <w:r>
+              <w:rPr>
+                <w:rFonts w:ascii="Aptos" w:hAnsi="Aptos" w:cstheme="minorHAnsi"/>
+                <w:sz w:val="24"/>
+                <w:szCs w:val="24"/>
+              </w:rPr>
+              <w:t>„A kosárnál lehetne egy „</w:t>
+            </w:r>
+            <w:r>
+              <w:rPr>
+                <w:rFonts w:ascii="Aptos" w:hAnsi="Aptos" w:cstheme="minorHAnsi"/>
+                <w:i/>
+                <w:iCs/>
+                <w:sz w:val="24"/>
+                <w:szCs w:val="24"/>
+              </w:rPr>
+              <w:t>vásárolj tovább</w:t>
+            </w:r>
+            <w:r>
+              <w:rPr>
+                <w:rFonts w:ascii="Aptos" w:hAnsi="Aptos" w:cstheme="minorHAnsi"/>
+                <w:sz w:val="24"/>
+                <w:szCs w:val="24"/>
+              </w:rPr>
+              <w:t>” navigációs gomb”</w:t>
+            </w:r>
+          </w:p>
+          <w:p>
+            <w:pPr>
+              <w:jc w:val="center"/>
+              <w:rPr>
+                <w:rFonts w:ascii="Aptos" w:hAnsi="Aptos" w:cstheme="minorHAnsi"/>
+                <w:sz w:val="24"/>
+                <w:szCs w:val="24"/>
+              </w:rPr>
+            </w:pPr>
+            <w:r>
+              <w:rPr>
+                <w:rFonts w:ascii="Aptos" w:hAnsi="Aptos" w:cstheme="minorHAnsi"/>
                 <w:sz w:val="24"/>
                 <w:szCs w:val="24"/>
               </w:rPr>
@@ -448,48 +784,44 @@
         </w:tc>
       </w:tr>
       <w:tr>
-        <w:tblPrEx>
-          <w:tblCellMar>
-            <w:top w:w="0" w:type="dxa"/>
-            <w:bottom w:w="0" w:type="dxa"/>
-          </w:tblCellMar>
-        </w:tblPrEx>
         <w:trPr>
           <w:trHeight w:val="482"/>
         </w:trPr>
         <w:tc>
           <w:tcPr>
-            <w:tcW w:w="2539" w:type="dxa"/>
-            <w:shd w:val="clear" w:color="auto" w:fill="E7E6E6" w:themeFill="background2"/>
+            <w:tcW w:w="1894" w:type="dxa"/>
+            <w:shd w:val="clear" w:color="auto" w:fill="D9E2F3" w:themeFill="accent1" w:themeFillTint="33"/>
           </w:tcPr>
           <w:p>
             <w:pPr>
-              <w:pStyle w:val="Listaszerbekezds"/>
-              <w:numPr>
-                <w:ilvl w:val="0"/>
-                <w:numId w:val="2"/>
-              </w:numPr>
-              <w:rPr>
-                <w:sz w:val="24"/>
-                <w:szCs w:val="24"/>
-              </w:rPr>
-            </w:pPr>
-            <w:r>
-              <w:rPr>
+              <w:jc w:val="center"/>
+              <w:rPr>
+                <w:rFonts w:ascii="Aptos" w:hAnsi="Aptos" w:cstheme="minorHAnsi"/>
+                <w:sz w:val="24"/>
+                <w:szCs w:val="24"/>
+              </w:rPr>
+            </w:pPr>
+            <w:r>
+              <w:rPr>
+                <w:rFonts w:ascii="Aptos" w:hAnsi="Aptos" w:cstheme="minorHAnsi"/>
                 <w:sz w:val="24"/>
                 <w:szCs w:val="24"/>
               </w:rPr>
               <w:t>Férfi</w:t>
             </w:r>
-            <w:r>
-              <w:rPr>
-                <w:sz w:val="24"/>
-                <w:szCs w:val="24"/>
-              </w:rPr>
-              <w:t xml:space="preserve"> </w:t>
-            </w:r>
-            <w:r>
-              <w:rPr>
+          </w:p>
+          <w:p>
+            <w:pPr>
+              <w:jc w:val="center"/>
+              <w:rPr>
+                <w:rFonts w:ascii="Aptos" w:hAnsi="Aptos" w:cstheme="minorHAnsi"/>
+                <w:sz w:val="24"/>
+                <w:szCs w:val="24"/>
+              </w:rPr>
+            </w:pPr>
+            <w:r>
+              <w:rPr>
+                <w:rFonts w:ascii="Aptos" w:hAnsi="Aptos" w:cstheme="minorHAnsi"/>
                 <w:sz w:val="24"/>
                 <w:szCs w:val="24"/>
                 <w:highlight w:val="cyan"/>
@@ -500,19 +832,21 @@
         </w:tc>
         <w:tc>
           <w:tcPr>
-            <w:tcW w:w="2536" w:type="dxa"/>
-            <w:shd w:val="clear" w:color="auto" w:fill="E7E6E6" w:themeFill="background2"/>
+            <w:tcW w:w="1985" w:type="dxa"/>
+            <w:shd w:val="clear" w:color="auto" w:fill="D9E2F3" w:themeFill="accent1" w:themeFillTint="33"/>
           </w:tcPr>
           <w:p>
             <w:pPr>
               <w:jc w:val="center"/>
               <w:rPr>
-                <w:sz w:val="24"/>
-                <w:szCs w:val="24"/>
-              </w:rPr>
-            </w:pPr>
-            <w:r>
-              <w:rPr>
+                <w:rFonts w:ascii="Aptos" w:hAnsi="Aptos" w:cstheme="minorHAnsi"/>
+                <w:sz w:val="24"/>
+                <w:szCs w:val="24"/>
+              </w:rPr>
+            </w:pPr>
+            <w:r>
+              <w:rPr>
+                <w:rFonts w:ascii="Aptos" w:hAnsi="Aptos" w:cstheme="minorHAnsi"/>
                 <w:sz w:val="24"/>
                 <w:szCs w:val="24"/>
               </w:rPr>
@@ -522,18 +856,21 @@
         </w:tc>
         <w:tc>
           <w:tcPr>
-            <w:tcW w:w="1541" w:type="dxa"/>
-            <w:shd w:val="clear" w:color="auto" w:fill="E7E6E6" w:themeFill="background2"/>
+            <w:tcW w:w="2774" w:type="dxa"/>
+            <w:shd w:val="clear" w:color="auto" w:fill="D9E2F3" w:themeFill="accent1" w:themeFillTint="33"/>
           </w:tcPr>
           <w:p>
             <w:pPr>
-              <w:rPr>
-                <w:sz w:val="24"/>
-                <w:szCs w:val="24"/>
-              </w:rPr>
-            </w:pPr>
-            <w:r>
-              <w:rPr>
+              <w:jc w:val="center"/>
+              <w:rPr>
+                <w:rFonts w:ascii="Aptos" w:hAnsi="Aptos" w:cstheme="minorHAnsi"/>
+                <w:sz w:val="24"/>
+                <w:szCs w:val="24"/>
+              </w:rPr>
+            </w:pPr>
+            <w:r>
+              <w:rPr>
+                <w:rFonts w:ascii="Aptos" w:hAnsi="Aptos" w:cstheme="minorHAnsi"/>
                 <w:sz w:val="24"/>
                 <w:szCs w:val="24"/>
               </w:rPr>
@@ -543,18 +880,21 @@
         </w:tc>
         <w:tc>
           <w:tcPr>
-            <w:tcW w:w="3688" w:type="dxa"/>
-            <w:shd w:val="clear" w:color="auto" w:fill="E7E6E6" w:themeFill="background2"/>
+            <w:tcW w:w="3651" w:type="dxa"/>
+            <w:shd w:val="clear" w:color="auto" w:fill="D9E2F3" w:themeFill="accent1" w:themeFillTint="33"/>
           </w:tcPr>
           <w:p>
             <w:pPr>
-              <w:rPr>
-                <w:sz w:val="24"/>
-                <w:szCs w:val="24"/>
-              </w:rPr>
-            </w:pPr>
-            <w:r>
-              <w:rPr>
+              <w:jc w:val="center"/>
+              <w:rPr>
+                <w:rFonts w:ascii="Aptos" w:hAnsi="Aptos" w:cstheme="minorHAnsi"/>
+                <w:sz w:val="24"/>
+                <w:szCs w:val="24"/>
+              </w:rPr>
+            </w:pPr>
+            <w:r>
+              <w:rPr>
+                <w:rFonts w:ascii="Aptos" w:hAnsi="Aptos" w:cstheme="minorHAnsi"/>
                 <w:sz w:val="24"/>
                 <w:szCs w:val="24"/>
               </w:rPr>
@@ -564,48 +904,44 @@
         </w:tc>
       </w:tr>
       <w:tr>
-        <w:tblPrEx>
-          <w:tblCellMar>
-            <w:top w:w="0" w:type="dxa"/>
-            <w:bottom w:w="0" w:type="dxa"/>
-          </w:tblCellMar>
-        </w:tblPrEx>
         <w:trPr>
           <w:trHeight w:val="482"/>
         </w:trPr>
         <w:tc>
           <w:tcPr>
-            <w:tcW w:w="2539" w:type="dxa"/>
-            <w:shd w:val="clear" w:color="auto" w:fill="E7E6E6" w:themeFill="background2"/>
+            <w:tcW w:w="1894" w:type="dxa"/>
+            <w:shd w:val="clear" w:color="auto" w:fill="D9E2F3" w:themeFill="accent1" w:themeFillTint="33"/>
           </w:tcPr>
           <w:p>
             <w:pPr>
-              <w:pStyle w:val="Listaszerbekezds"/>
-              <w:numPr>
-                <w:ilvl w:val="0"/>
-                <w:numId w:val="2"/>
-              </w:numPr>
-              <w:rPr>
-                <w:sz w:val="24"/>
-                <w:szCs w:val="24"/>
-              </w:rPr>
-            </w:pPr>
-            <w:r>
-              <w:rPr>
+              <w:jc w:val="center"/>
+              <w:rPr>
+                <w:rFonts w:ascii="Aptos" w:hAnsi="Aptos" w:cstheme="minorHAnsi"/>
+                <w:sz w:val="24"/>
+                <w:szCs w:val="24"/>
+              </w:rPr>
+            </w:pPr>
+            <w:r>
+              <w:rPr>
+                <w:rFonts w:ascii="Aptos" w:hAnsi="Aptos" w:cstheme="minorHAnsi"/>
                 <w:sz w:val="24"/>
                 <w:szCs w:val="24"/>
               </w:rPr>
               <w:t>Férfi</w:t>
             </w:r>
-            <w:r>
-              <w:rPr>
-                <w:sz w:val="24"/>
-                <w:szCs w:val="24"/>
-              </w:rPr>
-              <w:t xml:space="preserve"> </w:t>
-            </w:r>
-            <w:r>
-              <w:rPr>
+          </w:p>
+          <w:p>
+            <w:pPr>
+              <w:jc w:val="center"/>
+              <w:rPr>
+                <w:rFonts w:ascii="Aptos" w:hAnsi="Aptos" w:cstheme="minorHAnsi"/>
+                <w:sz w:val="24"/>
+                <w:szCs w:val="24"/>
+              </w:rPr>
+            </w:pPr>
+            <w:r>
+              <w:rPr>
+                <w:rFonts w:ascii="Aptos" w:hAnsi="Aptos" w:cstheme="minorHAnsi"/>
                 <w:sz w:val="24"/>
                 <w:szCs w:val="24"/>
                 <w:highlight w:val="cyan"/>
@@ -616,19 +952,21 @@
         </w:tc>
         <w:tc>
           <w:tcPr>
-            <w:tcW w:w="2536" w:type="dxa"/>
-            <w:shd w:val="clear" w:color="auto" w:fill="E7E6E6" w:themeFill="background2"/>
+            <w:tcW w:w="1985" w:type="dxa"/>
+            <w:shd w:val="clear" w:color="auto" w:fill="D9E2F3" w:themeFill="accent1" w:themeFillTint="33"/>
           </w:tcPr>
           <w:p>
             <w:pPr>
               <w:jc w:val="center"/>
               <w:rPr>
-                <w:sz w:val="24"/>
-                <w:szCs w:val="24"/>
-              </w:rPr>
-            </w:pPr>
-            <w:r>
-              <w:rPr>
+                <w:rFonts w:ascii="Aptos" w:hAnsi="Aptos" w:cstheme="minorHAnsi"/>
+                <w:sz w:val="24"/>
+                <w:szCs w:val="24"/>
+              </w:rPr>
+            </w:pPr>
+            <w:r>
+              <w:rPr>
+                <w:rFonts w:ascii="Aptos" w:hAnsi="Aptos" w:cstheme="minorHAnsi"/>
                 <w:sz w:val="24"/>
                 <w:szCs w:val="24"/>
               </w:rPr>
@@ -638,92 +976,156 @@
         </w:tc>
         <w:tc>
           <w:tcPr>
-            <w:tcW w:w="1541" w:type="dxa"/>
-            <w:shd w:val="clear" w:color="auto" w:fill="E7E6E6" w:themeFill="background2"/>
+            <w:tcW w:w="2774" w:type="dxa"/>
+            <w:shd w:val="clear" w:color="auto" w:fill="D9E2F3" w:themeFill="accent1" w:themeFillTint="33"/>
           </w:tcPr>
           <w:p>
             <w:pPr>
-              <w:rPr>
-                <w:sz w:val="24"/>
-                <w:szCs w:val="24"/>
-              </w:rPr>
-            </w:pPr>
-            <w:r>
-              <w:rPr>
-                <w:sz w:val="24"/>
-                <w:szCs w:val="24"/>
-              </w:rPr>
-              <w:t>telefon/sz.gép</w:t>
+              <w:jc w:val="center"/>
+              <w:rPr>
+                <w:rFonts w:ascii="Aptos" w:hAnsi="Aptos" w:cstheme="minorHAnsi"/>
+                <w:sz w:val="24"/>
+                <w:szCs w:val="24"/>
+              </w:rPr>
+            </w:pPr>
+            <w:r>
+              <w:rPr>
+                <w:rFonts w:ascii="Aptos" w:hAnsi="Aptos" w:cstheme="minorHAnsi"/>
+                <w:sz w:val="24"/>
+                <w:szCs w:val="24"/>
+              </w:rPr>
+              <w:t>telefon</w:t>
+            </w:r>
+            <w:r>
+              <w:rPr>
+                <w:rFonts w:ascii="Aptos" w:hAnsi="Aptos" w:cstheme="minorHAnsi"/>
+                <w:sz w:val="24"/>
+                <w:szCs w:val="24"/>
+              </w:rPr>
+              <w:t xml:space="preserve"> </w:t>
+            </w:r>
+            <w:r>
+              <w:rPr>
+                <w:rFonts w:ascii="Aptos" w:hAnsi="Aptos" w:cstheme="minorHAnsi"/>
+                <w:sz w:val="24"/>
+                <w:szCs w:val="24"/>
+              </w:rPr>
+              <w:t>é</w:t>
+            </w:r>
+            <w:r>
+              <w:rPr>
+                <w:rFonts w:ascii="Aptos" w:hAnsi="Aptos" w:cstheme="minorHAnsi"/>
+                <w:sz w:val="24"/>
+                <w:szCs w:val="24"/>
+              </w:rPr>
+              <w:t xml:space="preserve">s </w:t>
+            </w:r>
+            <w:r>
+              <w:rPr>
+                <w:rFonts w:ascii="Aptos" w:hAnsi="Aptos" w:cstheme="minorHAnsi"/>
+                <w:sz w:val="24"/>
+                <w:szCs w:val="24"/>
+              </w:rPr>
+              <w:t>sz</w:t>
+            </w:r>
+            <w:r>
+              <w:rPr>
+                <w:rFonts w:ascii="Aptos" w:hAnsi="Aptos" w:cstheme="minorHAnsi"/>
+                <w:sz w:val="24"/>
+                <w:szCs w:val="24"/>
+              </w:rPr>
+              <w:t>ámító</w:t>
+            </w:r>
+            <w:r>
+              <w:rPr>
+                <w:rFonts w:ascii="Aptos" w:hAnsi="Aptos" w:cstheme="minorHAnsi"/>
+                <w:sz w:val="24"/>
+                <w:szCs w:val="24"/>
+              </w:rPr>
+              <w:t>gép</w:t>
             </w:r>
           </w:p>
         </w:tc>
         <w:tc>
           <w:tcPr>
-            <w:tcW w:w="3688" w:type="dxa"/>
-            <w:shd w:val="clear" w:color="auto" w:fill="E7E6E6" w:themeFill="background2"/>
+            <w:tcW w:w="3651" w:type="dxa"/>
+            <w:shd w:val="clear" w:color="auto" w:fill="D9E2F3" w:themeFill="accent1" w:themeFillTint="33"/>
           </w:tcPr>
           <w:p>
             <w:pPr>
-              <w:rPr>
-                <w:sz w:val="24"/>
-                <w:szCs w:val="24"/>
-              </w:rPr>
-            </w:pPr>
-            <w:r>
-              <w:rPr>
-                <w:sz w:val="24"/>
-                <w:szCs w:val="24"/>
-              </w:rPr>
-              <w:t>„Ha külső helyről nyitjuk meg az oldalt akkor letiltja a funkciókat”</w:t>
+              <w:jc w:val="center"/>
+              <w:rPr>
+                <w:rFonts w:ascii="Aptos" w:hAnsi="Aptos" w:cstheme="minorHAnsi"/>
+                <w:sz w:val="24"/>
+                <w:szCs w:val="24"/>
+              </w:rPr>
+            </w:pPr>
+            <w:r>
+              <w:rPr>
+                <w:rFonts w:ascii="Aptos" w:hAnsi="Aptos" w:cstheme="minorHAnsi"/>
+                <w:sz w:val="24"/>
+                <w:szCs w:val="24"/>
+              </w:rPr>
+              <w:t>„Ha külső helyről nyitjuk meg az oldalt</w:t>
+            </w:r>
+            <w:r>
+              <w:rPr>
+                <w:rFonts w:ascii="Aptos" w:hAnsi="Aptos" w:cstheme="minorHAnsi"/>
+                <w:sz w:val="24"/>
+                <w:szCs w:val="24"/>
+              </w:rPr>
+              <w:t>,</w:t>
+            </w:r>
+            <w:r>
+              <w:rPr>
+                <w:rFonts w:ascii="Aptos" w:hAnsi="Aptos" w:cstheme="minorHAnsi"/>
+                <w:sz w:val="24"/>
+                <w:szCs w:val="24"/>
+              </w:rPr>
+              <w:t xml:space="preserve"> akkor letiltja a funkciókat”</w:t>
             </w:r>
           </w:p>
         </w:tc>
-        <w:bookmarkStart w:id="0" w:name="_GoBack"/>
-        <w:bookmarkEnd w:id="0"/>
       </w:tr>
       <w:tr>
-        <w:tblPrEx>
-          <w:tblCellMar>
-            <w:top w:w="0" w:type="dxa"/>
-            <w:bottom w:w="0" w:type="dxa"/>
-          </w:tblCellMar>
-        </w:tblPrEx>
         <w:trPr>
-          <w:trHeight w:val="482"/>
+          <w:trHeight w:val="1613"/>
         </w:trPr>
         <w:tc>
           <w:tcPr>
-            <w:tcW w:w="2539" w:type="dxa"/>
-            <w:shd w:val="clear" w:color="auto" w:fill="E7E6E6" w:themeFill="background2"/>
+            <w:tcW w:w="1894" w:type="dxa"/>
+            <w:shd w:val="clear" w:color="auto" w:fill="D9E2F3" w:themeFill="accent1" w:themeFillTint="33"/>
           </w:tcPr>
           <w:p>
             <w:pPr>
-              <w:pStyle w:val="Listaszerbekezds"/>
-              <w:numPr>
-                <w:ilvl w:val="0"/>
-                <w:numId w:val="2"/>
-              </w:numPr>
-              <w:rPr>
-                <w:sz w:val="24"/>
-                <w:szCs w:val="24"/>
-              </w:rPr>
-            </w:pPr>
-            <w:r>
-              <w:rPr>
+              <w:jc w:val="center"/>
+              <w:rPr>
+                <w:rFonts w:ascii="Aptos" w:hAnsi="Aptos" w:cstheme="minorHAnsi"/>
+                <w:sz w:val="24"/>
+                <w:szCs w:val="24"/>
+              </w:rPr>
+            </w:pPr>
+            <w:r>
+              <w:rPr>
+                <w:rFonts w:ascii="Aptos" w:hAnsi="Aptos" w:cstheme="minorHAnsi"/>
                 <w:sz w:val="24"/>
                 <w:szCs w:val="24"/>
               </w:rPr>
               <w:t>Férfi</w:t>
             </w:r>
-            <w:r>
-              <w:rPr>
-                <w:sz w:val="24"/>
-                <w:szCs w:val="24"/>
-              </w:rPr>
-              <w:t xml:space="preserve"> </w:t>
-            </w:r>
-            <w:r>
-              <w:rPr>
+          </w:p>
+          <w:p>
+            <w:pPr>
+              <w:jc w:val="center"/>
+              <w:rPr>
+                <w:rFonts w:ascii="Aptos" w:hAnsi="Aptos" w:cstheme="minorHAnsi"/>
+                <w:sz w:val="24"/>
+                <w:szCs w:val="24"/>
+              </w:rPr>
+            </w:pPr>
+            <w:r>
+              <w:rPr>
+                <w:rFonts w:ascii="Aptos" w:hAnsi="Aptos" w:cstheme="minorHAnsi"/>
                 <w:sz w:val="24"/>
                 <w:szCs w:val="24"/>
                 <w:highlight w:val="cyan"/>
@@ -734,19 +1136,21 @@
         </w:tc>
         <w:tc>
           <w:tcPr>
-            <w:tcW w:w="2536" w:type="dxa"/>
-            <w:shd w:val="clear" w:color="auto" w:fill="E7E6E6" w:themeFill="background2"/>
+            <w:tcW w:w="1985" w:type="dxa"/>
+            <w:shd w:val="clear" w:color="auto" w:fill="D9E2F3" w:themeFill="accent1" w:themeFillTint="33"/>
           </w:tcPr>
           <w:p>
             <w:pPr>
               <w:jc w:val="center"/>
               <w:rPr>
-                <w:sz w:val="24"/>
-                <w:szCs w:val="24"/>
-              </w:rPr>
-            </w:pPr>
-            <w:r>
-              <w:rPr>
+                <w:rFonts w:ascii="Aptos" w:hAnsi="Aptos" w:cstheme="minorHAnsi"/>
+                <w:sz w:val="24"/>
+                <w:szCs w:val="24"/>
+              </w:rPr>
+            </w:pPr>
+            <w:r>
+              <w:rPr>
+                <w:rFonts w:ascii="Aptos" w:hAnsi="Aptos" w:cstheme="minorHAnsi"/>
                 <w:sz w:val="24"/>
                 <w:szCs w:val="24"/>
               </w:rPr>
@@ -756,75 +1160,132 @@
         </w:tc>
         <w:tc>
           <w:tcPr>
-            <w:tcW w:w="1541" w:type="dxa"/>
-            <w:shd w:val="clear" w:color="auto" w:fill="E7E6E6" w:themeFill="background2"/>
+            <w:tcW w:w="2774" w:type="dxa"/>
+            <w:shd w:val="clear" w:color="auto" w:fill="D9E2F3" w:themeFill="accent1" w:themeFillTint="33"/>
           </w:tcPr>
           <w:p>
             <w:pPr>
-              <w:rPr>
-                <w:sz w:val="24"/>
-                <w:szCs w:val="24"/>
-              </w:rPr>
-            </w:pPr>
-            <w:r>
-              <w:rPr>
-                <w:sz w:val="24"/>
-                <w:szCs w:val="24"/>
-              </w:rPr>
-              <w:t>sz.gép</w:t>
+              <w:jc w:val="center"/>
+              <w:rPr>
+                <w:rFonts w:ascii="Aptos" w:hAnsi="Aptos" w:cstheme="minorHAnsi"/>
+                <w:sz w:val="24"/>
+                <w:szCs w:val="24"/>
+              </w:rPr>
+            </w:pPr>
+            <w:r>
+              <w:rPr>
+                <w:rFonts w:ascii="Aptos" w:hAnsi="Aptos" w:cstheme="minorHAnsi"/>
+                <w:sz w:val="24"/>
+                <w:szCs w:val="24"/>
+              </w:rPr>
+              <w:t>sz</w:t>
+            </w:r>
+            <w:r>
+              <w:rPr>
+                <w:rFonts w:ascii="Aptos" w:hAnsi="Aptos" w:cstheme="minorHAnsi"/>
+                <w:sz w:val="24"/>
+                <w:szCs w:val="24"/>
+              </w:rPr>
+              <w:t>ámító</w:t>
+            </w:r>
+            <w:r>
+              <w:rPr>
+                <w:rFonts w:ascii="Aptos" w:hAnsi="Aptos" w:cstheme="minorHAnsi"/>
+                <w:sz w:val="24"/>
+                <w:szCs w:val="24"/>
+              </w:rPr>
+              <w:t>gép</w:t>
             </w:r>
           </w:p>
         </w:tc>
         <w:tc>
           <w:tcPr>
-            <w:tcW w:w="3688" w:type="dxa"/>
-            <w:shd w:val="clear" w:color="auto" w:fill="E7E6E6" w:themeFill="background2"/>
+            <w:tcW w:w="3651" w:type="dxa"/>
+            <w:shd w:val="clear" w:color="auto" w:fill="D9E2F3" w:themeFill="accent1" w:themeFillTint="33"/>
           </w:tcPr>
           <w:p>
             <w:pPr>
-              <w:rPr>
-                <w:sz w:val="24"/>
-                <w:szCs w:val="24"/>
-              </w:rPr>
-            </w:pPr>
-            <w:r>
-              <w:rPr>
-                <w:sz w:val="24"/>
-                <w:szCs w:val="24"/>
-              </w:rPr>
-              <w:t xml:space="preserve">„A tervezésnél az egérhez </w:t>
-            </w:r>
-            <w:proofErr w:type="spellStart"/>
-            <w:r>
-              <w:rPr>
-                <w:sz w:val="24"/>
-                <w:szCs w:val="24"/>
-              </w:rPr>
-              <w:t>ragadt</w:t>
-            </w:r>
-            <w:proofErr w:type="spellEnd"/>
-            <w:r>
-              <w:rPr>
-                <w:sz w:val="24"/>
-                <w:szCs w:val="24"/>
-              </w:rPr>
-              <w:t xml:space="preserve"> a bútor, nem tudtam elhelyezni” </w:t>
-            </w:r>
-          </w:p>
-          <w:p>
-            <w:pPr>
-              <w:rPr>
-                <w:sz w:val="24"/>
-                <w:szCs w:val="24"/>
-              </w:rPr>
-            </w:pPr>
-            <w:r>
-              <w:rPr>
-                <w:sz w:val="24"/>
-                <w:szCs w:val="24"/>
-              </w:rPr>
-              <w:t>„Ezen kívül nem volt probléma”</w:t>
-            </w:r>
+              <w:jc w:val="center"/>
+              <w:rPr>
+                <w:rFonts w:ascii="Aptos" w:hAnsi="Aptos" w:cstheme="minorHAnsi"/>
+                <w:sz w:val="24"/>
+                <w:szCs w:val="24"/>
+              </w:rPr>
+            </w:pPr>
+            <w:r>
+              <w:rPr>
+                <w:rFonts w:ascii="Aptos" w:hAnsi="Aptos" w:cstheme="minorHAnsi"/>
+                <w:sz w:val="24"/>
+                <w:szCs w:val="24"/>
+              </w:rPr>
+              <w:t xml:space="preserve">„A tervezésnél az egérhez ragadt a bútor, </w:t>
+            </w:r>
+            <w:r>
+              <w:rPr>
+                <w:rFonts w:ascii="Aptos" w:hAnsi="Aptos" w:cstheme="minorHAnsi"/>
+                <w:sz w:val="24"/>
+                <w:szCs w:val="24"/>
+              </w:rPr>
+              <w:t>í</w:t>
+            </w:r>
+            <w:r>
+              <w:rPr>
+                <w:rFonts w:ascii="Aptos" w:hAnsi="Aptos" w:cstheme="minorHAnsi"/>
+                <w:sz w:val="24"/>
+                <w:szCs w:val="24"/>
+              </w:rPr>
+              <w:t xml:space="preserve">gy </w:t>
+            </w:r>
+            <w:r>
+              <w:rPr>
+                <w:rFonts w:ascii="Aptos" w:hAnsi="Aptos" w:cstheme="minorHAnsi"/>
+                <w:sz w:val="24"/>
+                <w:szCs w:val="24"/>
+              </w:rPr>
+              <w:t>ne</w:t>
+            </w:r>
+            <w:r>
+              <w:rPr>
+                <w:rFonts w:ascii="Aptos" w:hAnsi="Aptos" w:cstheme="minorHAnsi"/>
+                <w:sz w:val="24"/>
+                <w:szCs w:val="24"/>
+              </w:rPr>
+              <w:t>m</w:t>
+            </w:r>
+            <w:r>
+              <w:rPr>
+                <w:rFonts w:ascii="Aptos" w:hAnsi="Aptos" w:cstheme="minorHAnsi"/>
+                <w:sz w:val="24"/>
+                <w:szCs w:val="24"/>
+              </w:rPr>
+              <w:t xml:space="preserve"> tudtam elhelyezni</w:t>
+            </w:r>
+            <w:r>
+              <w:rPr>
+                <w:rFonts w:ascii="Aptos" w:hAnsi="Aptos" w:cstheme="minorHAnsi"/>
+                <w:sz w:val="24"/>
+                <w:szCs w:val="24"/>
+              </w:rPr>
+              <w:t>, de e</w:t>
+            </w:r>
+            <w:r>
+              <w:rPr>
+                <w:rFonts w:ascii="Aptos" w:hAnsi="Aptos" w:cstheme="minorHAnsi"/>
+                <w:sz w:val="24"/>
+                <w:szCs w:val="24"/>
+              </w:rPr>
+              <w:t>zenkívül nem volt probléma”</w:t>
+            </w:r>
+          </w:p>
+          <w:p>
+            <w:pPr>
+              <w:jc w:val="center"/>
+              <w:rPr>
+                <w:rFonts w:ascii="Aptos" w:hAnsi="Aptos" w:cstheme="minorHAnsi"/>
+                <w:sz w:val="24"/>
+                <w:szCs w:val="24"/>
+              </w:rPr>
+            </w:pPr>
           </w:p>
         </w:tc>
       </w:tr>
@@ -832,6 +1293,7 @@
     <w:p>
       <w:pPr>
         <w:rPr>
+          <w:rFonts w:ascii="Aptos" w:hAnsi="Aptos" w:cstheme="minorHAnsi"/>
           <w:sz w:val="24"/>
           <w:szCs w:val="24"/>
         </w:rPr>
@@ -840,6 +1302,7 @@
     <w:p>
       <w:pPr>
         <w:rPr>
+          <w:rFonts w:ascii="Aptos" w:hAnsi="Aptos" w:cstheme="minorHAnsi"/>
           <w:sz w:val="24"/>
           <w:szCs w:val="24"/>
         </w:rPr>
@@ -847,56 +1310,47 @@
     </w:p>
     <w:p>
       <w:pPr>
-        <w:rPr>
-          <w:sz w:val="24"/>
-          <w:szCs w:val="24"/>
-        </w:rPr>
-      </w:pPr>
+        <w:pStyle w:val="Cmsor2"/>
+        <w:rPr>
+          <w:rFonts w:ascii="Aptos Display" w:hAnsi="Aptos Display"/>
+          <w:color w:val="000000" w:themeColor="text1"/>
+          <w:sz w:val="32"/>
+          <w:szCs w:val="32"/>
+        </w:rPr>
+      </w:pPr>
+      <w:r>
+        <w:rPr>
+          <w:rFonts w:ascii="Aptos Display" w:hAnsi="Aptos Display"/>
+          <w:color w:val="000000" w:themeColor="text1"/>
+          <w:sz w:val="32"/>
+          <w:szCs w:val="32"/>
+        </w:rPr>
+        <w:lastRenderedPageBreak/>
+        <w:t>Visszajelzések összegzése</w:t>
+      </w:r>
     </w:p>
     <w:p>
       <w:pPr>
         <w:rPr>
-          <w:sz w:val="36"/>
-          <w:szCs w:val="36"/>
+          <w:color w:val="000000" w:themeColor="text1"/>
         </w:rPr>
       </w:pPr>
     </w:p>
     <w:p>
       <w:pPr>
         <w:rPr>
-          <w:sz w:val="36"/>
-          <w:szCs w:val="36"/>
-        </w:rPr>
-      </w:pPr>
-    </w:p>
-    <w:p>
-      <w:pPr>
-        <w:jc w:val="center"/>
-        <w:rPr>
-          <w:sz w:val="36"/>
-          <w:szCs w:val="36"/>
-        </w:rPr>
-      </w:pPr>
-      <w:r>
-        <w:rPr>
-          <w:sz w:val="36"/>
-          <w:szCs w:val="36"/>
-        </w:rPr>
-        <w:lastRenderedPageBreak/>
-        <w:t>Visszajelzések összegzése</w:t>
-      </w:r>
-    </w:p>
-    <w:p>
-      <w:pPr>
-        <w:rPr>
-          <w:sz w:val="28"/>
-          <w:szCs w:val="28"/>
-        </w:rPr>
-      </w:pPr>
-      <w:r>
-        <w:rPr>
-          <w:sz w:val="28"/>
-          <w:szCs w:val="28"/>
+          <w:rFonts w:ascii="Aptos" w:hAnsi="Aptos" w:cstheme="minorHAnsi"/>
+          <w:color w:val="000000" w:themeColor="text1"/>
+          <w:sz w:val="24"/>
+          <w:szCs w:val="24"/>
+        </w:rPr>
+      </w:pPr>
+      <w:r>
+        <w:rPr>
+          <w:rFonts w:ascii="Aptos" w:hAnsi="Aptos" w:cstheme="minorHAnsi"/>
+          <w:color w:val="000000" w:themeColor="text1"/>
+          <w:sz w:val="24"/>
+          <w:szCs w:val="24"/>
         </w:rPr>
         <w:t>Pozitívumok:</w:t>
       </w:r>
@@ -909,14 +1363,18 @@
           <w:numId w:val="3"/>
         </w:numPr>
         <w:rPr>
-          <w:sz w:val="28"/>
-          <w:szCs w:val="28"/>
-        </w:rPr>
-      </w:pPr>
-      <w:r>
-        <w:rPr>
-          <w:sz w:val="28"/>
-          <w:szCs w:val="28"/>
+          <w:rFonts w:ascii="Aptos" w:hAnsi="Aptos" w:cstheme="minorHAnsi"/>
+          <w:color w:val="000000" w:themeColor="text1"/>
+          <w:sz w:val="24"/>
+          <w:szCs w:val="24"/>
+        </w:rPr>
+      </w:pPr>
+      <w:r>
+        <w:rPr>
+          <w:rFonts w:ascii="Aptos" w:hAnsi="Aptos" w:cstheme="minorHAnsi"/>
+          <w:color w:val="000000" w:themeColor="text1"/>
+          <w:sz w:val="24"/>
+          <w:szCs w:val="24"/>
         </w:rPr>
         <w:t>Az oldal funkcionalitása működőképes</w:t>
       </w:r>
@@ -929,14 +1387,18 @@
           <w:numId w:val="3"/>
         </w:numPr>
         <w:rPr>
-          <w:sz w:val="28"/>
-          <w:szCs w:val="28"/>
-        </w:rPr>
-      </w:pPr>
-      <w:r>
-        <w:rPr>
-          <w:sz w:val="28"/>
-          <w:szCs w:val="28"/>
+          <w:rFonts w:ascii="Aptos" w:hAnsi="Aptos" w:cstheme="minorHAnsi"/>
+          <w:color w:val="000000" w:themeColor="text1"/>
+          <w:sz w:val="24"/>
+          <w:szCs w:val="24"/>
+        </w:rPr>
+      </w:pPr>
+      <w:r>
+        <w:rPr>
+          <w:rFonts w:ascii="Aptos" w:hAnsi="Aptos" w:cstheme="minorHAnsi"/>
+          <w:color w:val="000000" w:themeColor="text1"/>
+          <w:sz w:val="24"/>
+          <w:szCs w:val="24"/>
         </w:rPr>
         <w:t>A dizájn modern</w:t>
       </w:r>
@@ -949,14 +1411,18 @@
           <w:numId w:val="3"/>
         </w:numPr>
         <w:rPr>
-          <w:sz w:val="28"/>
-          <w:szCs w:val="28"/>
-        </w:rPr>
-      </w:pPr>
-      <w:r>
-        <w:rPr>
-          <w:sz w:val="28"/>
-          <w:szCs w:val="28"/>
+          <w:rFonts w:ascii="Aptos" w:hAnsi="Aptos" w:cstheme="minorHAnsi"/>
+          <w:color w:val="000000" w:themeColor="text1"/>
+          <w:sz w:val="24"/>
+          <w:szCs w:val="24"/>
+        </w:rPr>
+      </w:pPr>
+      <w:r>
+        <w:rPr>
+          <w:rFonts w:ascii="Aptos" w:hAnsi="Aptos" w:cstheme="minorHAnsi"/>
+          <w:color w:val="000000" w:themeColor="text1"/>
+          <w:sz w:val="24"/>
+          <w:szCs w:val="24"/>
         </w:rPr>
         <w:t>Felhasználó barát, felkelti az érdeklődést</w:t>
       </w:r>
@@ -965,8 +1431,10 @@
       <w:pPr>
         <w:pStyle w:val="Listaszerbekezds"/>
         <w:rPr>
-          <w:sz w:val="28"/>
-          <w:szCs w:val="28"/>
+          <w:rFonts w:ascii="Aptos" w:hAnsi="Aptos" w:cstheme="minorHAnsi"/>
+          <w:color w:val="000000" w:themeColor="text1"/>
+          <w:sz w:val="24"/>
+          <w:szCs w:val="24"/>
         </w:rPr>
       </w:pPr>
     </w:p>
@@ -974,31 +1442,30 @@
       <w:pPr>
         <w:pStyle w:val="Listaszerbekezds"/>
         <w:rPr>
-          <w:sz w:val="28"/>
-          <w:szCs w:val="28"/>
+          <w:rFonts w:ascii="Aptos" w:hAnsi="Aptos" w:cstheme="minorHAnsi"/>
+          <w:color w:val="000000" w:themeColor="text1"/>
+          <w:sz w:val="24"/>
+          <w:szCs w:val="24"/>
         </w:rPr>
       </w:pPr>
     </w:p>
     <w:p>
       <w:pPr>
         <w:rPr>
-          <w:sz w:val="28"/>
-          <w:szCs w:val="28"/>
-        </w:rPr>
-      </w:pPr>
-      <w:r>
-        <w:rPr>
-          <w:sz w:val="28"/>
-          <w:szCs w:val="28"/>
-        </w:rPr>
-        <w:t>Negatívumok</w:t>
-      </w:r>
-      <w:r>
-        <w:rPr>
-          <w:sz w:val="28"/>
-          <w:szCs w:val="28"/>
-        </w:rPr>
-        <w:t>/Kiegészítő funkciók:</w:t>
+          <w:rFonts w:ascii="Aptos" w:hAnsi="Aptos" w:cstheme="minorHAnsi"/>
+          <w:color w:val="000000" w:themeColor="text1"/>
+          <w:sz w:val="24"/>
+          <w:szCs w:val="24"/>
+        </w:rPr>
+      </w:pPr>
+      <w:r>
+        <w:rPr>
+          <w:rFonts w:ascii="Aptos" w:hAnsi="Aptos" w:cstheme="minorHAnsi"/>
+          <w:color w:val="000000" w:themeColor="text1"/>
+          <w:sz w:val="24"/>
+          <w:szCs w:val="24"/>
+        </w:rPr>
+        <w:t>Negatívumok/Kiegészítő funkciók:</w:t>
       </w:r>
     </w:p>
     <w:p>
@@ -1009,14 +1476,18 @@
           <w:numId w:val="4"/>
         </w:numPr>
         <w:rPr>
-          <w:sz w:val="28"/>
-          <w:szCs w:val="28"/>
-        </w:rPr>
-      </w:pPr>
-      <w:r>
-        <w:rPr>
-          <w:sz w:val="28"/>
-          <w:szCs w:val="28"/>
+          <w:rFonts w:ascii="Aptos" w:hAnsi="Aptos" w:cstheme="minorHAnsi"/>
+          <w:color w:val="000000" w:themeColor="text1"/>
+          <w:sz w:val="24"/>
+          <w:szCs w:val="24"/>
+        </w:rPr>
+      </w:pPr>
+      <w:r>
+        <w:rPr>
+          <w:rFonts w:ascii="Aptos" w:hAnsi="Aptos" w:cstheme="minorHAnsi"/>
+          <w:color w:val="000000" w:themeColor="text1"/>
+          <w:sz w:val="24"/>
+          <w:szCs w:val="24"/>
         </w:rPr>
         <w:t>A színek összehangolása</w:t>
       </w:r>
@@ -1029,16 +1500,20 @@
           <w:numId w:val="4"/>
         </w:numPr>
         <w:rPr>
-          <w:sz w:val="28"/>
-          <w:szCs w:val="28"/>
-        </w:rPr>
-      </w:pPr>
-      <w:r>
-        <w:rPr>
-          <w:sz w:val="28"/>
-          <w:szCs w:val="28"/>
-        </w:rPr>
-        <w:t>Egy további lehetőség megadása vásárlásra</w:t>
+          <w:rFonts w:ascii="Aptos" w:hAnsi="Aptos" w:cstheme="minorHAnsi"/>
+          <w:color w:val="000000" w:themeColor="text1"/>
+          <w:sz w:val="24"/>
+          <w:szCs w:val="24"/>
+        </w:rPr>
+      </w:pPr>
+      <w:r>
+        <w:rPr>
+          <w:rFonts w:ascii="Aptos" w:hAnsi="Aptos" w:cstheme="minorHAnsi"/>
+          <w:color w:val="000000" w:themeColor="text1"/>
+          <w:sz w:val="24"/>
+          <w:szCs w:val="24"/>
+        </w:rPr>
+        <w:t>Hiányzó vásárlási lehetőség pótlása</w:t>
       </w:r>
     </w:p>
     <w:p>
@@ -1049,62 +1524,84 @@
           <w:numId w:val="4"/>
         </w:numPr>
         <w:rPr>
+          <w:rFonts w:ascii="Aptos" w:hAnsi="Aptos" w:cstheme="minorHAnsi"/>
+          <w:color w:val="000000" w:themeColor="text1"/>
+          <w:sz w:val="24"/>
+          <w:szCs w:val="24"/>
+        </w:rPr>
+      </w:pPr>
+      <w:r>
+        <w:rPr>
+          <w:rFonts w:ascii="Aptos" w:hAnsi="Aptos" w:cstheme="minorHAnsi"/>
+          <w:color w:val="000000" w:themeColor="text1"/>
+          <w:sz w:val="24"/>
+          <w:szCs w:val="24"/>
+        </w:rPr>
+        <w:t>Információközlés a kötelezően kitöltendő mezőkről.</w:t>
+      </w:r>
+    </w:p>
+    <w:p>
+      <w:pPr>
+        <w:rPr>
+          <w:rFonts w:ascii="Aptos" w:hAnsi="Aptos" w:cstheme="minorHAnsi"/>
+          <w:color w:val="000000" w:themeColor="text1"/>
           <w:sz w:val="28"/>
           <w:szCs w:val="28"/>
         </w:rPr>
       </w:pPr>
-      <w:r>
-        <w:rPr>
+    </w:p>
+    <w:p>
+      <w:pPr>
+        <w:rPr>
+          <w:rFonts w:ascii="Aptos" w:hAnsi="Aptos" w:cstheme="minorHAnsi"/>
+          <w:color w:val="000000" w:themeColor="text1"/>
           <w:sz w:val="28"/>
           <w:szCs w:val="28"/>
         </w:rPr>
-        <w:t>Információ közlés a kötelezően kitöltendő mezőkről.</w:t>
-      </w:r>
+      </w:pPr>
     </w:p>
     <w:p>
       <w:pPr>
-        <w:rPr>
-          <w:sz w:val="28"/>
-          <w:szCs w:val="28"/>
-        </w:rPr>
-      </w:pPr>
-    </w:p>
-    <w:p>
-      <w:pPr>
-        <w:rPr>
-          <w:sz w:val="28"/>
-          <w:szCs w:val="28"/>
-        </w:rPr>
-      </w:pPr>
-    </w:p>
-    <w:p>
-      <w:pPr>
-        <w:jc w:val="center"/>
-        <w:rPr>
-          <w:sz w:val="36"/>
-          <w:szCs w:val="36"/>
-        </w:rPr>
-      </w:pPr>
-      <w:r>
-        <w:rPr>
-          <w:sz w:val="36"/>
-          <w:szCs w:val="36"/>
+        <w:pStyle w:val="Cmsor2"/>
+        <w:rPr>
+          <w:rFonts w:ascii="Aptos Display" w:hAnsi="Aptos Display"/>
+          <w:color w:val="000000" w:themeColor="text1"/>
+          <w:sz w:val="32"/>
+          <w:szCs w:val="32"/>
+        </w:rPr>
+      </w:pPr>
+      <w:r>
+        <w:rPr>
+          <w:rFonts w:ascii="Aptos Display" w:hAnsi="Aptos Display"/>
+          <w:color w:val="000000" w:themeColor="text1"/>
+          <w:sz w:val="32"/>
+          <w:szCs w:val="32"/>
         </w:rPr>
         <w:t>Módosítások a visszajelzések alapján</w:t>
       </w:r>
-    </w:p>
-    <w:p>
-      <w:pPr>
-        <w:jc w:val="center"/>
-        <w:rPr>
-          <w:sz w:val="36"/>
-          <w:szCs w:val="36"/>
-        </w:rPr>
-      </w:pPr>
+      <w:r>
+        <w:rPr>
+          <w:rFonts w:ascii="Aptos Display" w:hAnsi="Aptos Display"/>
+          <w:color w:val="000000" w:themeColor="text1"/>
+          <w:sz w:val="32"/>
+          <w:szCs w:val="32"/>
+        </w:rPr>
+        <w:t xml:space="preserve"> </w:t>
+      </w:r>
+      <w:r>
+        <w:rPr>
+          <w:rFonts w:ascii="Aptos Display" w:hAnsi="Aptos Display"/>
+          <w:color w:val="000000" w:themeColor="text1"/>
+          <w:sz w:val="32"/>
+          <w:szCs w:val="32"/>
+        </w:rPr>
+        <w:t>:</w:t>
+      </w:r>
     </w:p>
     <w:tbl>
       <w:tblPr>
         <w:tblStyle w:val="Rcsostblzat"/>
+        <w:tblpPr w:leftFromText="141" w:rightFromText="141" w:vertAnchor="text" w:horzAnchor="margin" w:tblpY="168"/>
         <w:tblW w:w="0" w:type="auto"/>
         <w:tblLook w:val="04A0" w:firstRow="1" w:lastRow="0" w:firstColumn="1" w:lastColumn="0" w:noHBand="0" w:noVBand="1"/>
       </w:tblPr>
@@ -1122,12 +1619,16 @@
             <w:pPr>
               <w:jc w:val="center"/>
               <w:rPr>
+                <w:rFonts w:ascii="Aptos" w:hAnsi="Aptos" w:cstheme="minorHAnsi"/>
+                <w:color w:val="000000" w:themeColor="text1"/>
                 <w:sz w:val="36"/>
                 <w:szCs w:val="36"/>
               </w:rPr>
             </w:pPr>
             <w:r>
               <w:rPr>
+                <w:rFonts w:ascii="Aptos" w:hAnsi="Aptos" w:cstheme="minorHAnsi"/>
+                <w:color w:val="000000" w:themeColor="text1"/>
                 <w:sz w:val="36"/>
                 <w:szCs w:val="36"/>
               </w:rPr>
@@ -1143,12 +1644,16 @@
             <w:pPr>
               <w:jc w:val="center"/>
               <w:rPr>
+                <w:rFonts w:ascii="Aptos" w:hAnsi="Aptos" w:cstheme="minorHAnsi"/>
+                <w:color w:val="000000" w:themeColor="text1"/>
                 <w:sz w:val="36"/>
                 <w:szCs w:val="36"/>
               </w:rPr>
             </w:pPr>
             <w:r>
               <w:rPr>
+                <w:rFonts w:ascii="Aptos" w:hAnsi="Aptos" w:cstheme="minorHAnsi"/>
+                <w:color w:val="000000" w:themeColor="text1"/>
                 <w:sz w:val="36"/>
                 <w:szCs w:val="36"/>
               </w:rPr>
@@ -1164,12 +1669,16 @@
             <w:pPr>
               <w:jc w:val="center"/>
               <w:rPr>
+                <w:rFonts w:ascii="Aptos" w:hAnsi="Aptos" w:cstheme="minorHAnsi"/>
+                <w:color w:val="000000" w:themeColor="text1"/>
                 <w:sz w:val="36"/>
                 <w:szCs w:val="36"/>
               </w:rPr>
             </w:pPr>
             <w:r>
               <w:rPr>
+                <w:rFonts w:ascii="Aptos" w:hAnsi="Aptos" w:cstheme="minorHAnsi"/>
+                <w:color w:val="000000" w:themeColor="text1"/>
                 <w:sz w:val="36"/>
                 <w:szCs w:val="36"/>
               </w:rPr>
@@ -1187,12 +1696,16 @@
             <w:pPr>
               <w:jc w:val="center"/>
               <w:rPr>
-                <w:sz w:val="24"/>
-                <w:szCs w:val="24"/>
-              </w:rPr>
-            </w:pPr>
-            <w:r>
-              <w:rPr>
+                <w:rFonts w:ascii="Aptos" w:hAnsi="Aptos" w:cstheme="minorHAnsi"/>
+                <w:color w:val="000000" w:themeColor="text1"/>
+                <w:sz w:val="24"/>
+                <w:szCs w:val="24"/>
+              </w:rPr>
+            </w:pPr>
+            <w:r>
+              <w:rPr>
+                <w:rFonts w:ascii="Aptos" w:hAnsi="Aptos" w:cstheme="minorHAnsi"/>
+                <w:color w:val="000000" w:themeColor="text1"/>
                 <w:sz w:val="24"/>
                 <w:szCs w:val="24"/>
               </w:rPr>
@@ -1208,18 +1721,22 @@
             <w:pPr>
               <w:jc w:val="center"/>
               <w:rPr>
+                <w:rFonts w:ascii="Aptos" w:hAnsi="Aptos" w:cstheme="minorHAnsi"/>
+                <w:color w:val="000000" w:themeColor="text1"/>
                 <w:sz w:val="36"/>
                 <w:szCs w:val="36"/>
               </w:rPr>
             </w:pPr>
             <w:r>
               <w:rPr>
+                <w:rFonts w:ascii="Aptos" w:hAnsi="Aptos" w:cstheme="minorHAnsi"/>
                 <w:noProof/>
+                <w:color w:val="000000" w:themeColor="text1"/>
                 <w:sz w:val="36"/>
                 <w:szCs w:val="36"/>
               </w:rPr>
               <w:drawing>
-                <wp:inline distT="0" distB="0" distL="0" distR="0">
+                <wp:inline distT="0" distB="0" distL="0" distR="0" wp14:anchorId="116F630B" wp14:editId="793769A5">
                   <wp:extent cx="365760" cy="365760"/>
                   <wp:effectExtent l="0" t="0" r="0" b="0"/>
                   <wp:docPr id="1" name="Ábra 1" descr="Pipa"/>
@@ -1234,13 +1751,13 @@
                           <pic:cNvPicPr/>
                         </pic:nvPicPr>
                         <pic:blipFill>
-                          <a:blip r:embed="rId5" cstate="print">
+                          <a:blip r:embed="rId6" cstate="print">
                             <a:extLst>
                               <a:ext uri="{28A0092B-C50C-407E-A947-70E740481C1C}">
                                 <a14:useLocalDpi xmlns:a14="http://schemas.microsoft.com/office/drawing/2010/main" val="0"/>
                               </a:ext>
                               <a:ext uri="{96DAC541-7B7A-43D3-8B79-37D633B846F1}">
-                                <asvg:svgBlip xmlns:asvg="http://schemas.microsoft.com/office/drawing/2016/SVG/main" r:embed="rId6"/>
+                                <asvg:svgBlip xmlns:asvg="http://schemas.microsoft.com/office/drawing/2016/SVG/main" r:embed="rId7"/>
                               </a:ext>
                             </a:extLst>
                           </a:blip>
@@ -1273,16 +1790,92 @@
             <w:pPr>
               <w:jc w:val="center"/>
               <w:rPr>
-                <w:sz w:val="24"/>
-                <w:szCs w:val="24"/>
-              </w:rPr>
-            </w:pPr>
-            <w:r>
-              <w:rPr>
-                <w:sz w:val="24"/>
-                <w:szCs w:val="24"/>
-              </w:rPr>
-              <w:t>A betűszínt egy árnyalattal sötétebbre állítottam</w:t>
+                <w:rFonts w:ascii="Aptos" w:hAnsi="Aptos" w:cstheme="minorHAnsi"/>
+                <w:color w:val="000000" w:themeColor="text1"/>
+                <w:sz w:val="24"/>
+                <w:szCs w:val="24"/>
+              </w:rPr>
+            </w:pPr>
+            <w:r>
+              <w:rPr>
+                <w:rFonts w:ascii="Aptos" w:hAnsi="Aptos" w:cstheme="minorHAnsi"/>
+                <w:color w:val="000000" w:themeColor="text1"/>
+                <w:sz w:val="24"/>
+                <w:szCs w:val="24"/>
+              </w:rPr>
+              <w:t>A betűszín</w:t>
+            </w:r>
+            <w:r>
+              <w:rPr>
+                <w:rFonts w:ascii="Aptos" w:hAnsi="Aptos" w:cstheme="minorHAnsi"/>
+                <w:color w:val="000000" w:themeColor="text1"/>
+                <w:sz w:val="24"/>
+                <w:szCs w:val="24"/>
+              </w:rPr>
+              <w:t xml:space="preserve"> </w:t>
+            </w:r>
+            <w:r>
+              <w:rPr>
+                <w:rFonts w:ascii="Aptos" w:hAnsi="Aptos" w:cstheme="minorHAnsi"/>
+                <w:color w:val="000000" w:themeColor="text1"/>
+                <w:sz w:val="24"/>
+                <w:szCs w:val="24"/>
+              </w:rPr>
+              <w:t>egy</w:t>
+            </w:r>
+            <w:r>
+              <w:rPr>
+                <w:rFonts w:ascii="Aptos" w:hAnsi="Aptos" w:cstheme="minorHAnsi"/>
+                <w:color w:val="000000" w:themeColor="text1"/>
+                <w:sz w:val="24"/>
+                <w:szCs w:val="24"/>
+              </w:rPr>
+              <w:t xml:space="preserve"> </w:t>
+            </w:r>
+            <w:r>
+              <w:rPr>
+                <w:rFonts w:ascii="Aptos" w:hAnsi="Aptos" w:cstheme="minorHAnsi"/>
+                <w:color w:val="000000" w:themeColor="text1"/>
+                <w:sz w:val="24"/>
+                <w:szCs w:val="24"/>
+              </w:rPr>
+              <w:t xml:space="preserve"> </w:t>
+            </w:r>
+            <w:r>
+              <w:rPr>
+                <w:rFonts w:ascii="Aptos" w:hAnsi="Aptos" w:cstheme="minorHAnsi"/>
+                <w:color w:val="000000" w:themeColor="text1"/>
+                <w:sz w:val="24"/>
+                <w:szCs w:val="24"/>
+              </w:rPr>
+              <w:t>sötétebb</w:t>
+            </w:r>
+            <w:r>
+              <w:rPr>
+                <w:rFonts w:ascii="Aptos" w:hAnsi="Aptos" w:cstheme="minorHAnsi"/>
+                <w:color w:val="000000" w:themeColor="text1"/>
+                <w:sz w:val="24"/>
+                <w:szCs w:val="24"/>
+              </w:rPr>
+              <w:t xml:space="preserve"> árnyala</w:t>
+            </w:r>
+            <w:r>
+              <w:rPr>
+                <w:rFonts w:ascii="Aptos" w:hAnsi="Aptos" w:cstheme="minorHAnsi"/>
+                <w:color w:val="000000" w:themeColor="text1"/>
+                <w:sz w:val="24"/>
+                <w:szCs w:val="24"/>
+              </w:rPr>
+              <w:t>tot kapott</w:t>
+            </w:r>
+            <w:r>
+              <w:rPr>
+                <w:rFonts w:ascii="Aptos" w:hAnsi="Aptos" w:cstheme="minorHAnsi"/>
+                <w:color w:val="000000" w:themeColor="text1"/>
+                <w:sz w:val="24"/>
+                <w:szCs w:val="24"/>
+              </w:rPr>
+              <w:t xml:space="preserve"> </w:t>
             </w:r>
           </w:p>
         </w:tc>
@@ -1296,16 +1889,58 @@
             <w:pPr>
               <w:jc w:val="center"/>
               <w:rPr>
-                <w:sz w:val="24"/>
-                <w:szCs w:val="24"/>
-              </w:rPr>
-            </w:pPr>
-            <w:r>
-              <w:rPr>
-                <w:sz w:val="24"/>
-                <w:szCs w:val="24"/>
-              </w:rPr>
-              <w:t>Kosárnál „vásárolj tovább” navigációs gomb</w:t>
+                <w:rFonts w:ascii="Aptos" w:hAnsi="Aptos" w:cstheme="minorHAnsi"/>
+                <w:color w:val="000000" w:themeColor="text1"/>
+                <w:sz w:val="24"/>
+                <w:szCs w:val="24"/>
+              </w:rPr>
+            </w:pPr>
+            <w:r>
+              <w:rPr>
+                <w:rFonts w:ascii="Aptos" w:hAnsi="Aptos" w:cstheme="minorHAnsi"/>
+                <w:color w:val="000000" w:themeColor="text1"/>
+                <w:sz w:val="24"/>
+                <w:szCs w:val="24"/>
+              </w:rPr>
+              <w:t>Kosárnál</w:t>
+            </w:r>
+            <w:r>
+              <w:rPr>
+                <w:rFonts w:ascii="Aptos" w:hAnsi="Aptos" w:cstheme="minorHAnsi"/>
+                <w:color w:val="000000" w:themeColor="text1"/>
+                <w:sz w:val="24"/>
+                <w:szCs w:val="24"/>
+              </w:rPr>
+              <w:t xml:space="preserve"> egy</w:t>
+            </w:r>
+            <w:r>
+              <w:rPr>
+                <w:rFonts w:ascii="Aptos" w:hAnsi="Aptos" w:cstheme="minorHAnsi"/>
+                <w:color w:val="000000" w:themeColor="text1"/>
+                <w:sz w:val="24"/>
+                <w:szCs w:val="24"/>
+              </w:rPr>
+              <w:t xml:space="preserve"> „vásárolj tovább” navigációs gomb</w:t>
+            </w:r>
+          </w:p>
+          <w:p>
+            <w:pPr>
+              <w:jc w:val="center"/>
+              <w:rPr>
+                <w:rFonts w:ascii="Aptos" w:hAnsi="Aptos" w:cstheme="minorHAnsi"/>
+                <w:color w:val="000000" w:themeColor="text1"/>
+                <w:sz w:val="24"/>
+                <w:szCs w:val="24"/>
+              </w:rPr>
+            </w:pPr>
+            <w:r>
+              <w:rPr>
+                <w:rFonts w:ascii="Aptos" w:hAnsi="Aptos" w:cstheme="minorHAnsi"/>
+                <w:color w:val="000000" w:themeColor="text1"/>
+                <w:sz w:val="24"/>
+                <w:szCs w:val="24"/>
+              </w:rPr>
+              <w:t>hozzáadása</w:t>
             </w:r>
           </w:p>
         </w:tc>
@@ -1317,18 +1952,22 @@
             <w:pPr>
               <w:jc w:val="center"/>
               <w:rPr>
+                <w:rFonts w:ascii="Aptos" w:hAnsi="Aptos" w:cstheme="minorHAnsi"/>
+                <w:color w:val="000000" w:themeColor="text1"/>
                 <w:sz w:val="36"/>
                 <w:szCs w:val="36"/>
               </w:rPr>
             </w:pPr>
             <w:r>
               <w:rPr>
+                <w:rFonts w:ascii="Aptos" w:hAnsi="Aptos" w:cstheme="minorHAnsi"/>
                 <w:noProof/>
+                <w:color w:val="000000" w:themeColor="text1"/>
                 <w:sz w:val="36"/>
                 <w:szCs w:val="36"/>
               </w:rPr>
               <w:drawing>
-                <wp:inline distT="0" distB="0" distL="0" distR="0">
+                <wp:inline distT="0" distB="0" distL="0" distR="0" wp14:anchorId="5DDCD82D" wp14:editId="7C5E0C49">
                   <wp:extent cx="365760" cy="365760"/>
                   <wp:effectExtent l="0" t="0" r="0" b="0"/>
                   <wp:docPr id="2" name="Ábra 2" descr="Pipa"/>
@@ -1343,13 +1982,13 @@
                           <pic:cNvPicPr/>
                         </pic:nvPicPr>
                         <pic:blipFill>
-                          <a:blip r:embed="rId5" cstate="print">
+                          <a:blip r:embed="rId6" cstate="print">
                             <a:extLst>
                               <a:ext uri="{28A0092B-C50C-407E-A947-70E740481C1C}">
                                 <a14:useLocalDpi xmlns:a14="http://schemas.microsoft.com/office/drawing/2010/main" val="0"/>
                               </a:ext>
                               <a:ext uri="{96DAC541-7B7A-43D3-8B79-37D633B846F1}">
-                                <asvg:svgBlip xmlns:asvg="http://schemas.microsoft.com/office/drawing/2016/SVG/main" r:embed="rId6"/>
+                                <asvg:svgBlip xmlns:asvg="http://schemas.microsoft.com/office/drawing/2016/SVG/main" r:embed="rId7"/>
                               </a:ext>
                             </a:extLst>
                           </a:blip>
@@ -1382,16 +2021,92 @@
             <w:pPr>
               <w:jc w:val="center"/>
               <w:rPr>
-                <w:sz w:val="24"/>
-                <w:szCs w:val="24"/>
-              </w:rPr>
-            </w:pPr>
-            <w:r>
-              <w:rPr>
-                <w:sz w:val="24"/>
-                <w:szCs w:val="24"/>
-              </w:rPr>
-              <w:t xml:space="preserve">Oda raktam egy gombot amiben beállítottam hogy kattintásra navigáljon át a tervezési felülethez </w:t>
+                <w:rFonts w:ascii="Aptos" w:hAnsi="Aptos" w:cstheme="minorHAnsi"/>
+                <w:color w:val="000000" w:themeColor="text1"/>
+                <w:sz w:val="24"/>
+                <w:szCs w:val="24"/>
+              </w:rPr>
+            </w:pPr>
+            <w:r>
+              <w:rPr>
+                <w:rFonts w:ascii="Aptos" w:hAnsi="Aptos" w:cstheme="minorHAnsi"/>
+                <w:color w:val="000000" w:themeColor="text1"/>
+                <w:sz w:val="24"/>
+                <w:szCs w:val="24"/>
+              </w:rPr>
+              <w:t>E</w:t>
+            </w:r>
+            <w:r>
+              <w:rPr>
+                <w:rFonts w:ascii="Aptos" w:hAnsi="Aptos" w:cstheme="minorHAnsi"/>
+                <w:color w:val="000000" w:themeColor="text1"/>
+                <w:sz w:val="24"/>
+                <w:szCs w:val="24"/>
+              </w:rPr>
+              <w:t xml:space="preserve">gy </w:t>
+            </w:r>
+            <w:r>
+              <w:rPr>
+                <w:rFonts w:ascii="Aptos" w:hAnsi="Aptos" w:cstheme="minorHAnsi"/>
+                <w:color w:val="000000" w:themeColor="text1"/>
+                <w:sz w:val="24"/>
+                <w:szCs w:val="24"/>
+              </w:rPr>
+              <w:t xml:space="preserve">plusz </w:t>
+            </w:r>
+            <w:r>
+              <w:rPr>
+                <w:rFonts w:ascii="Aptos" w:hAnsi="Aptos" w:cstheme="minorHAnsi"/>
+                <w:color w:val="000000" w:themeColor="text1"/>
+                <w:sz w:val="24"/>
+                <w:szCs w:val="24"/>
+              </w:rPr>
+              <w:t xml:space="preserve">gomb </w:t>
+            </w:r>
+            <w:r>
+              <w:rPr>
+                <w:rFonts w:ascii="Aptos" w:hAnsi="Aptos" w:cstheme="minorHAnsi"/>
+                <w:color w:val="000000" w:themeColor="text1"/>
+                <w:sz w:val="24"/>
+                <w:szCs w:val="24"/>
+              </w:rPr>
+              <w:t>került</w:t>
+            </w:r>
+            <w:r>
+              <w:rPr>
+                <w:rFonts w:ascii="Aptos" w:hAnsi="Aptos" w:cstheme="minorHAnsi"/>
+                <w:color w:val="000000" w:themeColor="text1"/>
+                <w:sz w:val="24"/>
+                <w:szCs w:val="24"/>
+              </w:rPr>
+              <w:t xml:space="preserve"> </w:t>
+            </w:r>
+            <w:r>
+              <w:rPr>
+                <w:rFonts w:ascii="Aptos" w:hAnsi="Aptos" w:cstheme="minorHAnsi"/>
+                <w:color w:val="000000" w:themeColor="text1"/>
+                <w:sz w:val="24"/>
+                <w:szCs w:val="24"/>
+              </w:rPr>
+              <w:t>beállít</w:t>
+            </w:r>
+            <w:r>
+              <w:rPr>
+                <w:rFonts w:ascii="Aptos" w:hAnsi="Aptos" w:cstheme="minorHAnsi"/>
+                <w:color w:val="000000" w:themeColor="text1"/>
+                <w:sz w:val="24"/>
+                <w:szCs w:val="24"/>
+              </w:rPr>
+              <w:t>ásra</w:t>
+            </w:r>
+            <w:r>
+              <w:rPr>
+                <w:rFonts w:ascii="Aptos" w:hAnsi="Aptos" w:cstheme="minorHAnsi"/>
+                <w:color w:val="000000" w:themeColor="text1"/>
+                <w:sz w:val="24"/>
+                <w:szCs w:val="24"/>
+              </w:rPr>
+              <w:t xml:space="preserve"> hogy kattintásra navigáljon át a tervezési felülethez </w:t>
             </w:r>
           </w:p>
         </w:tc>
@@ -1405,16 +2120,20 @@
             <w:pPr>
               <w:jc w:val="center"/>
               <w:rPr>
-                <w:sz w:val="24"/>
-                <w:szCs w:val="24"/>
-              </w:rPr>
-            </w:pPr>
-            <w:r>
-              <w:rPr>
-                <w:sz w:val="24"/>
-                <w:szCs w:val="24"/>
-              </w:rPr>
-              <w:t>Regisztrációnál kötelezőnek megjelölni a kitöltendő mezőket</w:t>
+                <w:rFonts w:ascii="Aptos" w:hAnsi="Aptos" w:cstheme="minorHAnsi"/>
+                <w:color w:val="000000" w:themeColor="text1"/>
+                <w:sz w:val="24"/>
+                <w:szCs w:val="24"/>
+              </w:rPr>
+            </w:pPr>
+            <w:r>
+              <w:rPr>
+                <w:rFonts w:ascii="Aptos" w:hAnsi="Aptos" w:cstheme="minorHAnsi"/>
+                <w:color w:val="000000" w:themeColor="text1"/>
+                <w:sz w:val="24"/>
+                <w:szCs w:val="24"/>
+              </w:rPr>
+              <w:t>Regisztrációnál kötelező megjelölni a kitöltendő mezőket</w:t>
             </w:r>
           </w:p>
         </w:tc>
@@ -1426,18 +2145,22 @@
             <w:pPr>
               <w:jc w:val="center"/>
               <w:rPr>
+                <w:rFonts w:ascii="Aptos" w:hAnsi="Aptos" w:cstheme="minorHAnsi"/>
+                <w:color w:val="000000" w:themeColor="text1"/>
                 <w:sz w:val="36"/>
                 <w:szCs w:val="36"/>
               </w:rPr>
             </w:pPr>
             <w:r>
               <w:rPr>
+                <w:rFonts w:ascii="Aptos" w:hAnsi="Aptos" w:cstheme="minorHAnsi"/>
                 <w:noProof/>
+                <w:color w:val="000000" w:themeColor="text1"/>
                 <w:sz w:val="36"/>
                 <w:szCs w:val="36"/>
               </w:rPr>
               <w:drawing>
-                <wp:inline distT="0" distB="0" distL="0" distR="0">
+                <wp:inline distT="0" distB="0" distL="0" distR="0" wp14:anchorId="3F0A59D6" wp14:editId="0B253066">
                   <wp:extent cx="373380" cy="373380"/>
                   <wp:effectExtent l="0" t="0" r="7620" b="7620"/>
                   <wp:docPr id="3" name="Ábra 3" descr="Pipa"/>
@@ -1452,13 +2175,13 @@
                           <pic:cNvPicPr/>
                         </pic:nvPicPr>
                         <pic:blipFill>
-                          <a:blip r:embed="rId7" cstate="print">
+                          <a:blip r:embed="rId8" cstate="print">
                             <a:extLst>
                               <a:ext uri="{28A0092B-C50C-407E-A947-70E740481C1C}">
                                 <a14:useLocalDpi xmlns:a14="http://schemas.microsoft.com/office/drawing/2010/main" val="0"/>
                               </a:ext>
                               <a:ext uri="{96DAC541-7B7A-43D3-8B79-37D633B846F1}">
-                                <asvg:svgBlip xmlns:asvg="http://schemas.microsoft.com/office/drawing/2016/SVG/main" r:embed="rId8"/>
+                                <asvg:svgBlip xmlns:asvg="http://schemas.microsoft.com/office/drawing/2016/SVG/main" r:embed="rId9"/>
                               </a:ext>
                             </a:extLst>
                           </a:blip>
@@ -1491,25 +2214,92 @@
             <w:pPr>
               <w:jc w:val="center"/>
               <w:rPr>
-                <w:sz w:val="24"/>
-                <w:szCs w:val="24"/>
-              </w:rPr>
-            </w:pPr>
-            <w:proofErr w:type="spellStart"/>
-            <w:r>
-              <w:rPr>
-                <w:sz w:val="24"/>
-                <w:szCs w:val="24"/>
-              </w:rPr>
-              <w:t>HugeIcons</w:t>
-            </w:r>
-            <w:proofErr w:type="spellEnd"/>
-            <w:r>
-              <w:rPr>
-                <w:sz w:val="24"/>
-                <w:szCs w:val="24"/>
-              </w:rPr>
-              <w:t xml:space="preserve"> bővítmény használatával csillaggal jelöltem a kötelező mezőket</w:t>
+                <w:rFonts w:ascii="Aptos" w:hAnsi="Aptos" w:cstheme="minorHAnsi"/>
+                <w:color w:val="000000" w:themeColor="text1"/>
+                <w:sz w:val="24"/>
+                <w:szCs w:val="24"/>
+              </w:rPr>
+            </w:pPr>
+            <w:r>
+              <w:rPr>
+                <w:rFonts w:ascii="Aptos" w:hAnsi="Aptos" w:cstheme="minorHAnsi"/>
+                <w:color w:val="000000" w:themeColor="text1"/>
+                <w:sz w:val="24"/>
+                <w:szCs w:val="24"/>
+              </w:rPr>
+              <w:t>HugeIcons bővítmény használatával csillag</w:t>
+            </w:r>
+            <w:r>
+              <w:rPr>
+                <w:rFonts w:ascii="Aptos" w:hAnsi="Aptos" w:cstheme="minorHAnsi"/>
+                <w:color w:val="000000" w:themeColor="text1"/>
+                <w:sz w:val="24"/>
+                <w:szCs w:val="24"/>
+              </w:rPr>
+              <w:t xml:space="preserve"> </w:t>
+            </w:r>
+            <w:r>
+              <w:rPr>
+                <w:rFonts w:ascii="Aptos" w:hAnsi="Aptos" w:cstheme="minorHAnsi"/>
+                <w:color w:val="000000" w:themeColor="text1"/>
+                <w:sz w:val="24"/>
+                <w:szCs w:val="24"/>
+              </w:rPr>
+              <w:t>jelöl</w:t>
+            </w:r>
+            <w:r>
+              <w:rPr>
+                <w:rFonts w:ascii="Aptos" w:hAnsi="Aptos" w:cstheme="minorHAnsi"/>
+                <w:color w:val="000000" w:themeColor="text1"/>
+                <w:sz w:val="24"/>
+                <w:szCs w:val="24"/>
+              </w:rPr>
+              <w:t>i</w:t>
+            </w:r>
+            <w:r>
+              <w:rPr>
+                <w:rFonts w:ascii="Aptos" w:hAnsi="Aptos" w:cstheme="minorHAnsi"/>
+                <w:color w:val="000000" w:themeColor="text1"/>
+                <w:sz w:val="24"/>
+                <w:szCs w:val="24"/>
+              </w:rPr>
+              <w:t xml:space="preserve"> a kötelező</w:t>
+            </w:r>
+            <w:r>
+              <w:rPr>
+                <w:rFonts w:ascii="Aptos" w:hAnsi="Aptos" w:cstheme="minorHAnsi"/>
+                <w:color w:val="000000" w:themeColor="text1"/>
+                <w:sz w:val="24"/>
+                <w:szCs w:val="24"/>
+              </w:rPr>
+              <w:t xml:space="preserve"> </w:t>
+            </w:r>
+            <w:r>
+              <w:rPr>
+                <w:rFonts w:ascii="Aptos" w:hAnsi="Aptos" w:cstheme="minorHAnsi"/>
+                <w:color w:val="000000" w:themeColor="text1"/>
+                <w:sz w:val="24"/>
+                <w:szCs w:val="24"/>
+              </w:rPr>
+              <w:t>kitöltendő</w:t>
+            </w:r>
+            <w:r>
+              <w:rPr>
+                <w:rFonts w:ascii="Aptos" w:hAnsi="Aptos" w:cstheme="minorHAnsi"/>
+                <w:color w:val="000000" w:themeColor="text1"/>
+                <w:sz w:val="24"/>
+                <w:szCs w:val="24"/>
+              </w:rPr>
+              <w:t xml:space="preserve"> </w:t>
+            </w:r>
+            <w:r>
+              <w:rPr>
+                <w:rFonts w:ascii="Aptos" w:hAnsi="Aptos" w:cstheme="minorHAnsi"/>
+                <w:color w:val="000000" w:themeColor="text1"/>
+                <w:sz w:val="24"/>
+                <w:szCs w:val="24"/>
+              </w:rPr>
+              <w:t>mezőket</w:t>
             </w:r>
           </w:p>
         </w:tc>
@@ -1523,44 +2313,34 @@
             <w:pPr>
               <w:jc w:val="center"/>
               <w:rPr>
-                <w:sz w:val="24"/>
-                <w:szCs w:val="24"/>
-              </w:rPr>
-            </w:pPr>
-            <w:r>
-              <w:rPr>
-                <w:sz w:val="24"/>
-                <w:szCs w:val="24"/>
-              </w:rPr>
-              <w:t>Külső oldalról nem elérhetőek a funkciók (</w:t>
-            </w:r>
-            <w:proofErr w:type="spellStart"/>
-            <w:r>
-              <w:rPr>
-                <w:sz w:val="24"/>
-                <w:szCs w:val="24"/>
-              </w:rPr>
-              <w:t>pl</w:t>
-            </w:r>
-            <w:proofErr w:type="spellEnd"/>
-            <w:r>
-              <w:rPr>
-                <w:sz w:val="24"/>
-                <w:szCs w:val="24"/>
-              </w:rPr>
-              <w:t xml:space="preserve">:. </w:t>
-            </w:r>
-            <w:proofErr w:type="spellStart"/>
-            <w:r>
-              <w:rPr>
-                <w:sz w:val="24"/>
-                <w:szCs w:val="24"/>
-              </w:rPr>
-              <w:t>instagram</w:t>
-            </w:r>
-            <w:proofErr w:type="spellEnd"/>
-            <w:r>
-              <w:rPr>
+                <w:rFonts w:ascii="Aptos" w:hAnsi="Aptos" w:cstheme="minorHAnsi"/>
+                <w:color w:val="000000" w:themeColor="text1"/>
+                <w:sz w:val="24"/>
+                <w:szCs w:val="24"/>
+              </w:rPr>
+            </w:pPr>
+            <w:r>
+              <w:rPr>
+                <w:rFonts w:ascii="Aptos" w:hAnsi="Aptos" w:cstheme="minorHAnsi"/>
+                <w:color w:val="000000" w:themeColor="text1"/>
+                <w:sz w:val="24"/>
+                <w:szCs w:val="24"/>
+              </w:rPr>
+              <w:t xml:space="preserve">Külső oldalról nem elérhetőek a funkciók (pl:. </w:t>
+            </w:r>
+            <w:r>
+              <w:rPr>
+                <w:rFonts w:ascii="Aptos" w:hAnsi="Aptos" w:cstheme="minorHAnsi"/>
+                <w:color w:val="000000" w:themeColor="text1"/>
+                <w:sz w:val="24"/>
+                <w:szCs w:val="24"/>
+              </w:rPr>
+              <w:t>Instagram</w:t>
+            </w:r>
+            <w:r>
+              <w:rPr>
+                <w:rFonts w:ascii="Aptos" w:hAnsi="Aptos" w:cstheme="minorHAnsi"/>
+                <w:color w:val="000000" w:themeColor="text1"/>
                 <w:sz w:val="24"/>
                 <w:szCs w:val="24"/>
               </w:rPr>
@@ -1576,18 +2356,22 @@
             <w:pPr>
               <w:jc w:val="center"/>
               <w:rPr>
+                <w:rFonts w:ascii="Aptos" w:hAnsi="Aptos" w:cstheme="minorHAnsi"/>
+                <w:color w:val="000000" w:themeColor="text1"/>
                 <w:sz w:val="36"/>
                 <w:szCs w:val="36"/>
               </w:rPr>
             </w:pPr>
             <w:r>
               <w:rPr>
+                <w:rFonts w:ascii="Aptos" w:hAnsi="Aptos" w:cstheme="minorHAnsi"/>
                 <w:noProof/>
+                <w:color w:val="000000" w:themeColor="text1"/>
                 <w:sz w:val="36"/>
                 <w:szCs w:val="36"/>
               </w:rPr>
               <w:drawing>
-                <wp:inline distT="0" distB="0" distL="0" distR="0" wp14:anchorId="7EE32C55" wp14:editId="6C28AF7D">
+                <wp:inline distT="0" distB="0" distL="0" distR="0" wp14:anchorId="2CBE81BD" wp14:editId="2383EA7B">
                   <wp:extent cx="342900" cy="320040"/>
                   <wp:effectExtent l="0" t="0" r="0" b="3810"/>
                   <wp:docPr id="4" name="Ábra 4" descr="Bezárás"/>
@@ -1602,13 +2386,13 @@
                           <pic:cNvPicPr/>
                         </pic:nvPicPr>
                         <pic:blipFill>
-                          <a:blip r:embed="rId9" cstate="print">
+                          <a:blip r:embed="rId10" cstate="print">
                             <a:extLst>
                               <a:ext uri="{28A0092B-C50C-407E-A947-70E740481C1C}">
                                 <a14:useLocalDpi xmlns:a14="http://schemas.microsoft.com/office/drawing/2010/main" val="0"/>
                               </a:ext>
                               <a:ext uri="{96DAC541-7B7A-43D3-8B79-37D633B846F1}">
-                                <asvg:svgBlip xmlns:asvg="http://schemas.microsoft.com/office/drawing/2016/SVG/main" r:embed="rId10"/>
+                                <asvg:svgBlip xmlns:asvg="http://schemas.microsoft.com/office/drawing/2016/SVG/main" r:embed="rId11"/>
                               </a:ext>
                             </a:extLst>
                           </a:blip>
@@ -1641,12 +2425,16 @@
             <w:pPr>
               <w:jc w:val="center"/>
               <w:rPr>
-                <w:sz w:val="24"/>
-                <w:szCs w:val="24"/>
-              </w:rPr>
-            </w:pPr>
-            <w:r>
-              <w:rPr>
+                <w:rFonts w:ascii="Aptos" w:hAnsi="Aptos" w:cstheme="minorHAnsi"/>
+                <w:color w:val="000000" w:themeColor="text1"/>
+                <w:sz w:val="24"/>
+                <w:szCs w:val="24"/>
+              </w:rPr>
+            </w:pPr>
+            <w:r>
+              <w:rPr>
+                <w:rFonts w:ascii="Aptos" w:hAnsi="Aptos" w:cstheme="minorHAnsi"/>
+                <w:color w:val="000000" w:themeColor="text1"/>
                 <w:sz w:val="24"/>
                 <w:szCs w:val="24"/>
               </w:rPr>
@@ -1664,32 +2452,58 @@
             <w:pPr>
               <w:jc w:val="center"/>
               <w:rPr>
-                <w:sz w:val="24"/>
-                <w:szCs w:val="24"/>
-              </w:rPr>
-            </w:pPr>
-            <w:r>
-              <w:rPr>
-                <w:sz w:val="24"/>
-                <w:szCs w:val="24"/>
-              </w:rPr>
-              <w:t xml:space="preserve">Tervezésnél az egérhez </w:t>
-            </w:r>
-            <w:proofErr w:type="spellStart"/>
-            <w:r>
-              <w:rPr>
-                <w:sz w:val="24"/>
-                <w:szCs w:val="24"/>
-              </w:rPr>
-              <w:t>ragadt</w:t>
-            </w:r>
-            <w:proofErr w:type="spellEnd"/>
-            <w:r>
-              <w:rPr>
-                <w:sz w:val="24"/>
-                <w:szCs w:val="24"/>
-              </w:rPr>
-              <w:t xml:space="preserve"> a termék , nem tudta elhelyezni</w:t>
+                <w:rFonts w:ascii="Aptos" w:hAnsi="Aptos" w:cstheme="minorHAnsi"/>
+                <w:color w:val="000000" w:themeColor="text1"/>
+                <w:sz w:val="24"/>
+                <w:szCs w:val="24"/>
+              </w:rPr>
+            </w:pPr>
+            <w:r>
+              <w:rPr>
+                <w:rFonts w:ascii="Aptos" w:hAnsi="Aptos" w:cstheme="minorHAnsi"/>
+                <w:color w:val="000000" w:themeColor="text1"/>
+                <w:sz w:val="24"/>
+                <w:szCs w:val="24"/>
+              </w:rPr>
+              <w:t>Tervezésnél az egérhez ragadt a termék, nem</w:t>
+            </w:r>
+            <w:r>
+              <w:rPr>
+                <w:rFonts w:ascii="Aptos" w:hAnsi="Aptos" w:cstheme="minorHAnsi"/>
+                <w:color w:val="000000" w:themeColor="text1"/>
+                <w:sz w:val="24"/>
+                <w:szCs w:val="24"/>
+              </w:rPr>
+              <w:t xml:space="preserve"> lehetett</w:t>
+            </w:r>
+            <w:r>
+              <w:rPr>
+                <w:rFonts w:ascii="Aptos" w:hAnsi="Aptos" w:cstheme="minorHAnsi"/>
+                <w:color w:val="000000" w:themeColor="text1"/>
+                <w:sz w:val="24"/>
+                <w:szCs w:val="24"/>
+              </w:rPr>
+              <w:t xml:space="preserve"> elhelyezni</w:t>
+            </w:r>
+          </w:p>
+          <w:p>
+            <w:pPr>
+              <w:jc w:val="center"/>
+              <w:rPr>
+                <w:rFonts w:ascii="Aptos" w:hAnsi="Aptos" w:cstheme="minorHAnsi"/>
+                <w:color w:val="000000" w:themeColor="text1"/>
+                <w:sz w:val="24"/>
+                <w:szCs w:val="24"/>
+              </w:rPr>
+            </w:pPr>
+            <w:r>
+              <w:rPr>
+                <w:rFonts w:ascii="Aptos" w:hAnsi="Aptos" w:cstheme="minorHAnsi"/>
+                <w:color w:val="000000" w:themeColor="text1"/>
+                <w:sz w:val="24"/>
+                <w:szCs w:val="24"/>
+              </w:rPr>
+              <w:t>megfelelően</w:t>
             </w:r>
           </w:p>
         </w:tc>
@@ -1701,18 +2515,22 @@
             <w:pPr>
               <w:jc w:val="center"/>
               <w:rPr>
+                <w:rFonts w:ascii="Aptos" w:hAnsi="Aptos" w:cstheme="minorHAnsi"/>
+                <w:color w:val="000000" w:themeColor="text1"/>
                 <w:sz w:val="36"/>
                 <w:szCs w:val="36"/>
               </w:rPr>
             </w:pPr>
             <w:r>
               <w:rPr>
+                <w:rFonts w:ascii="Aptos" w:hAnsi="Aptos" w:cstheme="minorHAnsi"/>
                 <w:noProof/>
+                <w:color w:val="000000" w:themeColor="text1"/>
                 <w:sz w:val="36"/>
                 <w:szCs w:val="36"/>
               </w:rPr>
               <w:drawing>
-                <wp:inline distT="0" distB="0" distL="0" distR="0">
+                <wp:inline distT="0" distB="0" distL="0" distR="0" wp14:anchorId="16C73AB7" wp14:editId="742443A3">
                   <wp:extent cx="381000" cy="381000"/>
                   <wp:effectExtent l="0" t="0" r="0" b="0"/>
                   <wp:docPr id="5" name="Ábra 5" descr="Pipa"/>
@@ -1727,13 +2545,13 @@
                           <pic:cNvPicPr/>
                         </pic:nvPicPr>
                         <pic:blipFill>
-                          <a:blip r:embed="rId11" cstate="print">
+                          <a:blip r:embed="rId12" cstate="print">
                             <a:extLst>
                               <a:ext uri="{28A0092B-C50C-407E-A947-70E740481C1C}">
                                 <a14:useLocalDpi xmlns:a14="http://schemas.microsoft.com/office/drawing/2010/main" val="0"/>
                               </a:ext>
                               <a:ext uri="{96DAC541-7B7A-43D3-8B79-37D633B846F1}">
-                                <asvg:svgBlip xmlns:asvg="http://schemas.microsoft.com/office/drawing/2016/SVG/main" r:embed="rId12"/>
+                                <asvg:svgBlip xmlns:asvg="http://schemas.microsoft.com/office/drawing/2016/SVG/main" r:embed="rId13"/>
                               </a:ext>
                             </a:extLst>
                           </a:blip>
@@ -1766,48 +2584,101 @@
             <w:pPr>
               <w:jc w:val="center"/>
               <w:rPr>
-                <w:sz w:val="24"/>
-                <w:szCs w:val="24"/>
-              </w:rPr>
-            </w:pPr>
-            <w:r>
-              <w:rPr>
-                <w:sz w:val="24"/>
-                <w:szCs w:val="24"/>
-              </w:rPr>
-              <w:t>Megoldottam hogy „</w:t>
-            </w:r>
-            <w:proofErr w:type="spellStart"/>
-            <w:r>
-              <w:rPr>
-                <w:sz w:val="24"/>
-                <w:szCs w:val="24"/>
-              </w:rPr>
-              <w:t>drag</w:t>
-            </w:r>
-            <w:proofErr w:type="spellEnd"/>
-            <w:r>
-              <w:rPr>
-                <w:sz w:val="24"/>
-                <w:szCs w:val="24"/>
-              </w:rPr>
-              <w:t>”-</w:t>
-            </w:r>
-            <w:proofErr w:type="spellStart"/>
-            <w:r>
-              <w:rPr>
-                <w:sz w:val="24"/>
-                <w:szCs w:val="24"/>
-              </w:rPr>
-              <w:t>elni</w:t>
-            </w:r>
-            <w:proofErr w:type="spellEnd"/>
-            <w:r>
-              <w:rPr>
-                <w:sz w:val="24"/>
-                <w:szCs w:val="24"/>
-              </w:rPr>
-              <w:t xml:space="preserve"> lehessen a terméket és kattintásra le is tudja majd tenni a területre</w:t>
+                <w:rFonts w:ascii="Aptos" w:hAnsi="Aptos" w:cstheme="minorHAnsi"/>
+                <w:color w:val="000000" w:themeColor="text1"/>
+                <w:sz w:val="24"/>
+                <w:szCs w:val="24"/>
+              </w:rPr>
+            </w:pPr>
+            <w:r>
+              <w:rPr>
+                <w:rFonts w:ascii="Aptos" w:hAnsi="Aptos" w:cstheme="minorHAnsi"/>
+                <w:color w:val="000000" w:themeColor="text1"/>
+                <w:sz w:val="24"/>
+                <w:szCs w:val="24"/>
+              </w:rPr>
+              <w:t xml:space="preserve">A </w:t>
+            </w:r>
+            <w:r>
+              <w:rPr>
+                <w:rFonts w:ascii="Aptos" w:hAnsi="Aptos" w:cstheme="minorHAnsi"/>
+                <w:color w:val="000000" w:themeColor="text1"/>
+                <w:sz w:val="24"/>
+                <w:szCs w:val="24"/>
+              </w:rPr>
+              <w:t>„drag”</w:t>
+            </w:r>
+            <w:r>
+              <w:rPr>
+                <w:rFonts w:ascii="Aptos" w:hAnsi="Aptos" w:cstheme="minorHAnsi"/>
+                <w:color w:val="000000" w:themeColor="text1"/>
+                <w:sz w:val="24"/>
+                <w:szCs w:val="24"/>
+              </w:rPr>
+              <w:t xml:space="preserve"> implementálásával most már le</w:t>
+            </w:r>
+            <w:r>
+              <w:rPr>
+                <w:rFonts w:ascii="Aptos" w:hAnsi="Aptos" w:cstheme="minorHAnsi"/>
+                <w:color w:val="000000" w:themeColor="text1"/>
+                <w:sz w:val="24"/>
+                <w:szCs w:val="24"/>
+              </w:rPr>
+              <w:t>lehe</w:t>
+            </w:r>
+            <w:r>
+              <w:rPr>
+                <w:rFonts w:ascii="Aptos" w:hAnsi="Aptos" w:cstheme="minorHAnsi"/>
+                <w:color w:val="000000" w:themeColor="text1"/>
+                <w:sz w:val="24"/>
+                <w:szCs w:val="24"/>
+              </w:rPr>
+              <w:t>t</w:t>
+            </w:r>
+            <w:r>
+              <w:rPr>
+                <w:rFonts w:ascii="Aptos" w:hAnsi="Aptos" w:cstheme="minorHAnsi"/>
+                <w:color w:val="000000" w:themeColor="text1"/>
+                <w:sz w:val="24"/>
+                <w:szCs w:val="24"/>
+              </w:rPr>
+              <w:t xml:space="preserve"> a terméket  kattintásra</w:t>
+            </w:r>
+            <w:r>
+              <w:rPr>
+                <w:rFonts w:ascii="Aptos" w:hAnsi="Aptos" w:cstheme="minorHAnsi"/>
+                <w:color w:val="000000" w:themeColor="text1"/>
+                <w:sz w:val="24"/>
+                <w:szCs w:val="24"/>
+              </w:rPr>
+              <w:t xml:space="preserve"> </w:t>
+            </w:r>
+            <w:r>
+              <w:rPr>
+                <w:rFonts w:ascii="Aptos" w:hAnsi="Aptos" w:cstheme="minorHAnsi"/>
+                <w:color w:val="000000" w:themeColor="text1"/>
+                <w:sz w:val="24"/>
+                <w:szCs w:val="24"/>
+              </w:rPr>
+              <w:t>tenni a</w:t>
+            </w:r>
+            <w:r>
+              <w:rPr>
+                <w:rFonts w:ascii="Aptos" w:hAnsi="Aptos" w:cstheme="minorHAnsi"/>
+                <w:color w:val="000000" w:themeColor="text1"/>
+                <w:sz w:val="24"/>
+                <w:szCs w:val="24"/>
+              </w:rPr>
+              <w:t xml:space="preserve">z adott </w:t>
+            </w:r>
+            <w:r>
+              <w:rPr>
+                <w:rFonts w:ascii="Aptos" w:hAnsi="Aptos" w:cstheme="minorHAnsi"/>
+                <w:color w:val="000000" w:themeColor="text1"/>
+                <w:sz w:val="24"/>
+                <w:szCs w:val="24"/>
+              </w:rPr>
+              <w:t>területre</w:t>
             </w:r>
           </w:p>
         </w:tc>
@@ -1815,69 +2686,358 @@
     </w:tbl>
     <w:p>
       <w:pPr>
-        <w:jc w:val="center"/>
-        <w:rPr>
-          <w:sz w:val="36"/>
-          <w:szCs w:val="36"/>
-        </w:rPr>
-      </w:pPr>
+        <w:pStyle w:val="Cmsor2"/>
+        <w:spacing w:before="120" w:after="120"/>
+        <w:rPr>
+          <w:rFonts w:ascii="Aptos Display" w:hAnsi="Aptos Display"/>
+          <w:color w:val="000000" w:themeColor="text1"/>
+          <w:sz w:val="32"/>
+          <w:szCs w:val="32"/>
+        </w:rPr>
+      </w:pPr>
+      <w:r>
+        <w:rPr>
+          <w:rFonts w:ascii="Aptos Display" w:hAnsi="Aptos Display"/>
+          <w:color w:val="000000" w:themeColor="text1"/>
+          <w:sz w:val="32"/>
+          <w:szCs w:val="32"/>
+        </w:rPr>
+        <w:t>Összegezve</w:t>
+      </w:r>
     </w:p>
     <w:p>
       <w:pPr>
-        <w:jc w:val="center"/>
-        <w:rPr>
-          <w:sz w:val="36"/>
-          <w:szCs w:val="36"/>
-        </w:rPr>
-      </w:pPr>
+        <w:rPr>
+          <w:rFonts w:ascii="Aptos Display" w:hAnsi="Aptos Display"/>
+          <w:color w:val="000000" w:themeColor="text1"/>
+          <w:sz w:val="24"/>
+          <w:szCs w:val="24"/>
+        </w:rPr>
+      </w:pPr>
+      <w:r>
+        <w:rPr>
+          <w:rFonts w:ascii="Aptos Display" w:hAnsi="Aptos Display"/>
+          <w:color w:val="000000" w:themeColor="text1"/>
+          <w:sz w:val="24"/>
+          <w:szCs w:val="24"/>
+        </w:rPr>
+        <w:t xml:space="preserve">A felhasználói tesztek során sikerült olyan </w:t>
+      </w:r>
+      <w:r>
+        <w:rPr>
+          <w:rFonts w:ascii="Aptos Display" w:hAnsi="Aptos Display"/>
+          <w:color w:val="000000" w:themeColor="text1"/>
+          <w:sz w:val="24"/>
+          <w:szCs w:val="24"/>
+        </w:rPr>
+        <w:t>funkciókra rávilág</w:t>
+      </w:r>
+      <w:r>
+        <w:rPr>
+          <w:rFonts w:ascii="Aptos Display" w:hAnsi="Aptos Display"/>
+          <w:color w:val="000000" w:themeColor="text1"/>
+          <w:sz w:val="24"/>
+          <w:szCs w:val="24"/>
+        </w:rPr>
+        <w:t xml:space="preserve">osodni, </w:t>
+      </w:r>
+      <w:r>
+        <w:rPr>
+          <w:rFonts w:ascii="Aptos Display" w:hAnsi="Aptos Display"/>
+          <w:color w:val="000000" w:themeColor="text1"/>
+          <w:sz w:val="24"/>
+          <w:szCs w:val="24"/>
+        </w:rPr>
+        <w:t>ami</w:t>
+      </w:r>
+      <w:r>
+        <w:rPr>
+          <w:rFonts w:ascii="Aptos Display" w:hAnsi="Aptos Display"/>
+          <w:color w:val="000000" w:themeColor="text1"/>
+          <w:sz w:val="24"/>
+          <w:szCs w:val="24"/>
+        </w:rPr>
+        <w:t>k</w:t>
+      </w:r>
+      <w:r>
+        <w:rPr>
+          <w:rFonts w:ascii="Aptos Display" w:hAnsi="Aptos Display"/>
+          <w:color w:val="000000" w:themeColor="text1"/>
+          <w:sz w:val="24"/>
+          <w:szCs w:val="24"/>
+        </w:rPr>
+        <w:t>re</w:t>
+      </w:r>
+      <w:r>
+        <w:rPr>
+          <w:rFonts w:ascii="Aptos Display" w:hAnsi="Aptos Display"/>
+          <w:color w:val="000000" w:themeColor="text1"/>
+          <w:sz w:val="24"/>
+          <w:szCs w:val="24"/>
+        </w:rPr>
+        <w:t xml:space="preserve"> </w:t>
+      </w:r>
+      <w:r>
+        <w:rPr>
+          <w:rFonts w:ascii="Aptos Display" w:hAnsi="Aptos Display"/>
+          <w:color w:val="000000" w:themeColor="text1"/>
+          <w:sz w:val="24"/>
+          <w:szCs w:val="24"/>
+        </w:rPr>
+        <w:t>valószínűleg</w:t>
+      </w:r>
+      <w:r>
+        <w:rPr>
+          <w:rFonts w:ascii="Aptos Display" w:hAnsi="Aptos Display"/>
+          <w:color w:val="000000" w:themeColor="text1"/>
+          <w:sz w:val="24"/>
+          <w:szCs w:val="24"/>
+        </w:rPr>
+        <w:t xml:space="preserve"> nem </w:t>
+      </w:r>
+      <w:r>
+        <w:rPr>
+          <w:rFonts w:ascii="Aptos Display" w:hAnsi="Aptos Display"/>
+          <w:color w:val="000000" w:themeColor="text1"/>
+          <w:sz w:val="24"/>
+          <w:szCs w:val="24"/>
+        </w:rPr>
+        <w:t>került</w:t>
+      </w:r>
+      <w:r>
+        <w:rPr>
+          <w:rFonts w:ascii="Aptos Display" w:hAnsi="Aptos Display"/>
+          <w:color w:val="000000" w:themeColor="text1"/>
+          <w:sz w:val="24"/>
+          <w:szCs w:val="24"/>
+        </w:rPr>
+        <w:t xml:space="preserve"> volna </w:t>
+      </w:r>
+      <w:r>
+        <w:rPr>
+          <w:rFonts w:ascii="Aptos Display" w:hAnsi="Aptos Display"/>
+          <w:color w:val="000000" w:themeColor="text1"/>
+          <w:sz w:val="24"/>
+          <w:szCs w:val="24"/>
+        </w:rPr>
+        <w:t>sor,</w:t>
+      </w:r>
+      <w:r>
+        <w:rPr>
+          <w:rFonts w:ascii="Aptos Display" w:hAnsi="Aptos Display"/>
+          <w:color w:val="000000" w:themeColor="text1"/>
+          <w:sz w:val="24"/>
+          <w:szCs w:val="24"/>
+        </w:rPr>
+        <w:t xml:space="preserve"> ha </w:t>
+      </w:r>
+      <w:r>
+        <w:rPr>
+          <w:rFonts w:ascii="Aptos Display" w:hAnsi="Aptos Display"/>
+          <w:color w:val="000000" w:themeColor="text1"/>
+          <w:sz w:val="24"/>
+          <w:szCs w:val="24"/>
+        </w:rPr>
+        <w:t>nincs</w:t>
+      </w:r>
+      <w:r>
+        <w:rPr>
+          <w:rFonts w:ascii="Aptos Display" w:hAnsi="Aptos Display"/>
+          <w:color w:val="000000" w:themeColor="text1"/>
+          <w:sz w:val="24"/>
+          <w:szCs w:val="24"/>
+        </w:rPr>
+        <w:t xml:space="preserve"> </w:t>
+      </w:r>
+      <w:r>
+        <w:rPr>
+          <w:rFonts w:ascii="Aptos Display" w:hAnsi="Aptos Display"/>
+          <w:color w:val="000000" w:themeColor="text1"/>
+          <w:sz w:val="24"/>
+          <w:szCs w:val="24"/>
+        </w:rPr>
+        <w:t>le</w:t>
+      </w:r>
+      <w:r>
+        <w:rPr>
+          <w:rFonts w:ascii="Aptos Display" w:hAnsi="Aptos Display"/>
+          <w:color w:val="000000" w:themeColor="text1"/>
+          <w:sz w:val="24"/>
+          <w:szCs w:val="24"/>
+        </w:rPr>
+        <w:t>te</w:t>
+      </w:r>
+      <w:r>
+        <w:rPr>
+          <w:rFonts w:ascii="Aptos Display" w:hAnsi="Aptos Display"/>
+          <w:color w:val="000000" w:themeColor="text1"/>
+          <w:sz w:val="24"/>
+          <w:szCs w:val="24"/>
+        </w:rPr>
+        <w:t>szteltetve</w:t>
+      </w:r>
+      <w:r>
+        <w:rPr>
+          <w:rFonts w:ascii="Aptos Display" w:hAnsi="Aptos Display"/>
+          <w:color w:val="000000" w:themeColor="text1"/>
+          <w:sz w:val="24"/>
+          <w:szCs w:val="24"/>
+        </w:rPr>
+        <w:t xml:space="preserve"> különböző felhasználókkal. </w:t>
+      </w:r>
+      <w:r>
+        <w:rPr>
+          <w:rFonts w:ascii="Aptos Display" w:hAnsi="Aptos Display"/>
+          <w:color w:val="000000" w:themeColor="text1"/>
+          <w:sz w:val="24"/>
+          <w:szCs w:val="24"/>
+        </w:rPr>
+        <w:t>E</w:t>
+      </w:r>
+      <w:r>
+        <w:rPr>
+          <w:rFonts w:ascii="Aptos Display" w:hAnsi="Aptos Display"/>
+          <w:color w:val="000000" w:themeColor="text1"/>
+          <w:sz w:val="24"/>
+          <w:szCs w:val="24"/>
+        </w:rPr>
+        <w:t xml:space="preserve">zek a tapasztalatok sokat segítettek </w:t>
+      </w:r>
+      <w:r>
+        <w:rPr>
+          <w:rFonts w:ascii="Aptos Display" w:hAnsi="Aptos Display"/>
+          <w:color w:val="000000" w:themeColor="text1"/>
+          <w:sz w:val="24"/>
+          <w:szCs w:val="24"/>
+        </w:rPr>
+        <w:t>a</w:t>
+      </w:r>
+      <w:r>
+        <w:rPr>
+          <w:rFonts w:ascii="Aptos Display" w:hAnsi="Aptos Display"/>
+          <w:color w:val="000000" w:themeColor="text1"/>
+          <w:sz w:val="24"/>
+          <w:szCs w:val="24"/>
+        </w:rPr>
+        <w:t xml:space="preserve"> problémá</w:t>
+      </w:r>
+      <w:r>
+        <w:rPr>
+          <w:rFonts w:ascii="Aptos Display" w:hAnsi="Aptos Display"/>
+          <w:color w:val="000000" w:themeColor="text1"/>
+          <w:sz w:val="24"/>
+          <w:szCs w:val="24"/>
+        </w:rPr>
+        <w:t>k</w:t>
+      </w:r>
+      <w:r>
+        <w:rPr>
+          <w:rFonts w:ascii="Aptos Display" w:hAnsi="Aptos Display"/>
+          <w:color w:val="000000" w:themeColor="text1"/>
+          <w:sz w:val="24"/>
+          <w:szCs w:val="24"/>
+        </w:rPr>
+        <w:t xml:space="preserve"> </w:t>
+      </w:r>
+      <w:r>
+        <w:rPr>
+          <w:rFonts w:ascii="Aptos Display" w:hAnsi="Aptos Display"/>
+          <w:color w:val="000000" w:themeColor="text1"/>
+          <w:sz w:val="24"/>
+          <w:szCs w:val="24"/>
+        </w:rPr>
+        <w:t>megér</w:t>
+      </w:r>
+      <w:r>
+        <w:rPr>
+          <w:rFonts w:ascii="Aptos Display" w:hAnsi="Aptos Display"/>
+          <w:color w:val="000000" w:themeColor="text1"/>
+          <w:sz w:val="24"/>
+          <w:szCs w:val="24"/>
+        </w:rPr>
+        <w:t>tésében</w:t>
+      </w:r>
+      <w:r>
+        <w:rPr>
+          <w:rFonts w:ascii="Aptos Display" w:hAnsi="Aptos Display"/>
+          <w:color w:val="000000" w:themeColor="text1"/>
+          <w:sz w:val="24"/>
+          <w:szCs w:val="24"/>
+        </w:rPr>
+        <w:t>, a további</w:t>
+      </w:r>
+      <w:r>
+        <w:rPr>
+          <w:rFonts w:ascii="Aptos Display" w:hAnsi="Aptos Display"/>
+          <w:color w:val="000000" w:themeColor="text1"/>
+          <w:sz w:val="24"/>
+          <w:szCs w:val="24"/>
+        </w:rPr>
+        <w:t xml:space="preserve"> </w:t>
+      </w:r>
+      <w:r>
+        <w:rPr>
+          <w:rFonts w:ascii="Aptos Display" w:hAnsi="Aptos Display"/>
+          <w:color w:val="000000" w:themeColor="text1"/>
+          <w:sz w:val="24"/>
+          <w:szCs w:val="24"/>
+        </w:rPr>
+        <w:t>fejles</w:t>
+      </w:r>
+      <w:r>
+        <w:rPr>
+          <w:rFonts w:ascii="Aptos Display" w:hAnsi="Aptos Display"/>
+          <w:color w:val="000000" w:themeColor="text1"/>
+          <w:sz w:val="24"/>
+          <w:szCs w:val="24"/>
+        </w:rPr>
+        <w:t xml:space="preserve">ztések </w:t>
+      </w:r>
+      <w:r>
+        <w:rPr>
+          <w:rFonts w:ascii="Aptos Display" w:hAnsi="Aptos Display"/>
+          <w:color w:val="000000" w:themeColor="text1"/>
+          <w:sz w:val="24"/>
+          <w:szCs w:val="24"/>
+        </w:rPr>
+        <w:t xml:space="preserve"> </w:t>
+      </w:r>
+      <w:r>
+        <w:rPr>
+          <w:rFonts w:ascii="Aptos Display" w:hAnsi="Aptos Display"/>
+          <w:color w:val="000000" w:themeColor="text1"/>
+          <w:sz w:val="24"/>
+          <w:szCs w:val="24"/>
+        </w:rPr>
+        <w:t>érdek</w:t>
+      </w:r>
+      <w:r>
+        <w:rPr>
+          <w:rFonts w:ascii="Aptos Display" w:hAnsi="Aptos Display"/>
+          <w:color w:val="000000" w:themeColor="text1"/>
+          <w:sz w:val="24"/>
+          <w:szCs w:val="24"/>
+        </w:rPr>
+        <w:t>eiben</w:t>
+      </w:r>
+      <w:r>
+        <w:rPr>
+          <w:rFonts w:ascii="Aptos Display" w:hAnsi="Aptos Display"/>
+          <w:color w:val="000000" w:themeColor="text1"/>
+          <w:sz w:val="24"/>
+          <w:szCs w:val="24"/>
+        </w:rPr>
+        <w:t>.</w:t>
+      </w:r>
     </w:p>
     <w:p>
       <w:pPr>
         <w:jc w:val="center"/>
         <w:rPr>
-          <w:sz w:val="36"/>
-          <w:szCs w:val="36"/>
-        </w:rPr>
-      </w:pPr>
-      <w:r>
-        <w:rPr>
-          <w:sz w:val="36"/>
-          <w:szCs w:val="36"/>
-        </w:rPr>
-        <w:lastRenderedPageBreak/>
-        <w:t>Összegezve</w:t>
-      </w:r>
-    </w:p>
-    <w:p>
-      <w:pPr>
-        <w:rPr>
-          <w:sz w:val="24"/>
-          <w:szCs w:val="24"/>
-        </w:rPr>
-      </w:pPr>
-      <w:r>
-        <w:rPr>
-          <w:sz w:val="24"/>
-          <w:szCs w:val="24"/>
-          <w:highlight w:val="yellow"/>
-        </w:rPr>
-        <w:t xml:space="preserve">A felhasználói tesztek során sikerült olyan </w:t>
-      </w:r>
-      <w:r>
-        <w:rPr>
-          <w:sz w:val="24"/>
-          <w:szCs w:val="24"/>
-          <w:highlight w:val="yellow"/>
-        </w:rPr>
-        <w:t>funkciókra rávilágítani amit lehetséges nem vettem volna észre ha nem teszteltetem le különböző felhasználókkal. Szerintem ezek a tapasztalatok sokat segítettek abban hogy megértsem a problémát és fejlesszem az oldalt.</w:t>
-      </w:r>
-    </w:p>
-    <w:p>
-      <w:pPr>
-        <w:jc w:val="center"/>
-        <w:rPr>
+          <w:rFonts w:ascii="Aptos" w:hAnsi="Aptos" w:cstheme="minorHAnsi"/>
           <w:sz w:val="28"/>
           <w:szCs w:val="28"/>
+          <w:lang w:val="en-US"/>
         </w:rPr>
       </w:pPr>
     </w:p>
@@ -1892,7 +3052,7 @@
 </file>
 
 <file path=word/numbering.xml><?xml version="1.0" encoding="utf-8"?>
-<w:numbering xmlns:wpc="http://schemas.microsoft.com/office/word/2010/wordprocessingCanvas" xmlns:cx="http://schemas.microsoft.com/office/drawing/2014/chartex" xmlns:cx1="http://schemas.microsoft.com/office/drawing/2015/9/8/chartex" xmlns:cx2="http://schemas.microsoft.com/office/drawing/2015/10/21/chartex" xmlns:cx3="http://schemas.microsoft.com/office/drawing/2016/5/9/chartex" xmlns:cx4="http://schemas.microsoft.com/office/drawing/2016/5/10/chartex" xmlns:cx5="http://schemas.microsoft.com/office/drawing/2016/5/11/chartex" xmlns:cx6="http://schemas.microsoft.com/office/drawing/2016/5/12/chartex" xmlns:cx7="http://schemas.microsoft.com/office/drawing/2016/5/13/chartex" xmlns:cx8="http://schemas.microsoft.com/office/drawing/2016/5/14/chartex" xmlns:mc="http://schemas.openxmlformats.org/markup-compatibility/2006" xmlns:aink="http://schemas.microsoft.com/office/drawing/2016/ink" xmlns:am3d="http://schemas.microsoft.com/office/drawing/2017/model3d" xmlns:o="urn:schemas-microsoft-com:office:office" xmlns:r="http://schemas.openxmlformats.org/officeDocument/2006/relationships" xmlns:m="http://schemas.openxmlformats.org/officeDocument/2006/math" xmlns:v="urn:schemas-microsoft-com:vml" xmlns:wp14="http://schemas.microsoft.com/office/word/2010/wordprocessingDrawing" xmlns:wp="http://schemas.openxmlformats.org/drawingml/2006/wordprocessingDrawing" xmlns:w10="urn:schemas-microsoft-com:office:word" xmlns:w="http://schemas.openxmlformats.org/wordprocessingml/2006/main" xmlns:w14="http://schemas.microsoft.com/office/word/2010/wordml" xmlns:w15="http://schemas.microsoft.com/office/word/2012/wordml" xmlns:w16cid="http://schemas.microsoft.com/office/word/2016/wordml/cid" xmlns:w16se="http://schemas.microsoft.com/office/word/2015/wordml/symex" xmlns:wpg="http://schemas.microsoft.com/office/word/2010/wordprocessingGroup" xmlns:wpi="http://schemas.microsoft.com/office/word/2010/wordprocessingInk" xmlns:wne="http://schemas.microsoft.com/office/word/2006/wordml" xmlns:wps="http://schemas.microsoft.com/office/word/2010/wordprocessingShape" mc:Ignorable="w14 w15 w16se w16cid wp14">
+<w:numbering xmlns:wpc="http://schemas.microsoft.com/office/word/2010/wordprocessingCanvas" xmlns:cx="http://schemas.microsoft.com/office/drawing/2014/chartex" xmlns:cx1="http://schemas.microsoft.com/office/drawing/2015/9/8/chartex" xmlns:cx2="http://schemas.microsoft.com/office/drawing/2015/10/21/chartex" xmlns:cx3="http://schemas.microsoft.com/office/drawing/2016/5/9/chartex" xmlns:cx4="http://schemas.microsoft.com/office/drawing/2016/5/10/chartex" xmlns:cx5="http://schemas.microsoft.com/office/drawing/2016/5/11/chartex" xmlns:cx6="http://schemas.microsoft.com/office/drawing/2016/5/12/chartex" xmlns:cx7="http://schemas.microsoft.com/office/drawing/2016/5/13/chartex" xmlns:cx8="http://schemas.microsoft.com/office/drawing/2016/5/14/chartex" xmlns:mc="http://schemas.openxmlformats.org/markup-compatibility/2006" xmlns:aink="http://schemas.microsoft.com/office/drawing/2016/ink" xmlns:am3d="http://schemas.microsoft.com/office/drawing/2017/model3d" xmlns:o="urn:schemas-microsoft-com:office:office" xmlns:oel="http://schemas.microsoft.com/office/2019/extlst" xmlns:r="http://schemas.openxmlformats.org/officeDocument/2006/relationships" xmlns:m="http://schemas.openxmlformats.org/officeDocument/2006/math" xmlns:v="urn:schemas-microsoft-com:vml" xmlns:wp14="http://schemas.microsoft.com/office/word/2010/wordprocessingDrawing" xmlns:wp="http://schemas.openxmlformats.org/drawingml/2006/wordprocessingDrawing" xmlns:w10="urn:schemas-microsoft-com:office:word" xmlns:w="http://schemas.openxmlformats.org/wordprocessingml/2006/main" xmlns:w14="http://schemas.microsoft.com/office/word/2010/wordml" xmlns:w15="http://schemas.microsoft.com/office/word/2012/wordml" xmlns:w16cex="http://schemas.microsoft.com/office/word/2018/wordml/cex" xmlns:w16cid="http://schemas.microsoft.com/office/word/2016/wordml/cid" xmlns:w16="http://schemas.microsoft.com/office/word/2018/wordml" xmlns:w16du="http://schemas.microsoft.com/office/word/2023/wordml/word16du" xmlns:w16sdtdh="http://schemas.microsoft.com/office/word/2020/wordml/sdtdatahash" xmlns:w16sdtfl="http://schemas.microsoft.com/office/word/2024/wordml/sdtformatlock" xmlns:w16se="http://schemas.microsoft.com/office/word/2015/wordml/symex" xmlns:wpg="http://schemas.microsoft.com/office/word/2010/wordprocessingGroup" xmlns:wpi="http://schemas.microsoft.com/office/word/2010/wordprocessingInk" xmlns:wne="http://schemas.microsoft.com/office/word/2006/wordml" xmlns:wps="http://schemas.microsoft.com/office/word/2010/wordprocessingShape" mc:Ignorable="w14 w15 w16se w16cid w16 w16cex w16sdtdh w16sdtfl w16du wp14">
   <w:abstractNum w:abstractNumId="0" w15:restartNumberingAfterBreak="0">
     <w:nsid w:val="618F651B"/>
     <w:multiLevelType w:val="hybridMultilevel"/>
@@ -2096,6 +3256,95 @@
     </w:lvl>
   </w:abstractNum>
   <w:abstractNum w:abstractNumId="2" w15:restartNumberingAfterBreak="0">
+    <w:nsid w:val="736E0151"/>
+    <w:multiLevelType w:val="hybridMultilevel"/>
+    <w:tmpl w:val="35DCB758"/>
+    <w:lvl w:ilvl="0" w:tplc="040E000F">
+      <w:start w:val="1"/>
+      <w:numFmt w:val="decimal"/>
+      <w:lvlText w:val="%1."/>
+      <w:lvlJc w:val="left"/>
+      <w:pPr>
+        <w:ind w:left="720" w:hanging="360"/>
+      </w:pPr>
+      <w:rPr>
+        <w:rFonts w:hint="default"/>
+      </w:rPr>
+    </w:lvl>
+    <w:lvl w:ilvl="1" w:tplc="040E0019" w:tentative="1">
+      <w:start w:val="1"/>
+      <w:numFmt w:val="lowerLetter"/>
+      <w:lvlText w:val="%2."/>
+      <w:lvlJc w:val="left"/>
+      <w:pPr>
+        <w:ind w:left="1440" w:hanging="360"/>
+      </w:pPr>
+    </w:lvl>
+    <w:lvl w:ilvl="2" w:tplc="040E001B" w:tentative="1">
+      <w:start w:val="1"/>
+      <w:numFmt w:val="lowerRoman"/>
+      <w:lvlText w:val="%3."/>
+      <w:lvlJc w:val="right"/>
+      <w:pPr>
+        <w:ind w:left="2160" w:hanging="180"/>
+      </w:pPr>
+    </w:lvl>
+    <w:lvl w:ilvl="3" w:tplc="040E000F" w:tentative="1">
+      <w:start w:val="1"/>
+      <w:numFmt w:val="decimal"/>
+      <w:lvlText w:val="%4."/>
+      <w:lvlJc w:val="left"/>
+      <w:pPr>
+        <w:ind w:left="2880" w:hanging="360"/>
+      </w:pPr>
+    </w:lvl>
+    <w:lvl w:ilvl="4" w:tplc="040E0019" w:tentative="1">
+      <w:start w:val="1"/>
+      <w:numFmt w:val="lowerLetter"/>
+      <w:lvlText w:val="%5."/>
+      <w:lvlJc w:val="left"/>
+      <w:pPr>
+        <w:ind w:left="3600" w:hanging="360"/>
+      </w:pPr>
+    </w:lvl>
+    <w:lvl w:ilvl="5" w:tplc="040E001B" w:tentative="1">
+      <w:start w:val="1"/>
+      <w:numFmt w:val="lowerRoman"/>
+      <w:lvlText w:val="%6."/>
+      <w:lvlJc w:val="right"/>
+      <w:pPr>
+        <w:ind w:left="4320" w:hanging="180"/>
+      </w:pPr>
+    </w:lvl>
+    <w:lvl w:ilvl="6" w:tplc="040E000F" w:tentative="1">
+      <w:start w:val="1"/>
+      <w:numFmt w:val="decimal"/>
+      <w:lvlText w:val="%7."/>
+      <w:lvlJc w:val="left"/>
+      <w:pPr>
+        <w:ind w:left="5040" w:hanging="360"/>
+      </w:pPr>
+    </w:lvl>
+    <w:lvl w:ilvl="7" w:tplc="040E0019" w:tentative="1">
+      <w:start w:val="1"/>
+      <w:numFmt w:val="lowerLetter"/>
+      <w:lvlText w:val="%8."/>
+      <w:lvlJc w:val="left"/>
+      <w:pPr>
+        <w:ind w:left="5760" w:hanging="360"/>
+      </w:pPr>
+    </w:lvl>
+    <w:lvl w:ilvl="8" w:tplc="040E001B" w:tentative="1">
+      <w:start w:val="1"/>
+      <w:numFmt w:val="lowerRoman"/>
+      <w:lvlText w:val="%9."/>
+      <w:lvlJc w:val="right"/>
+      <w:pPr>
+        <w:ind w:left="6480" w:hanging="180"/>
+      </w:pPr>
+    </w:lvl>
+  </w:abstractNum>
+  <w:abstractNum w:abstractNumId="3" w15:restartNumberingAfterBreak="0">
     <w:nsid w:val="75B619A3"/>
     <w:multiLevelType w:val="hybridMultilevel"/>
     <w:tmpl w:val="C82CF282"/>
@@ -2184,7 +3433,7 @@
       </w:pPr>
     </w:lvl>
   </w:abstractNum>
-  <w:abstractNum w:abstractNumId="3" w15:restartNumberingAfterBreak="0">
+  <w:abstractNum w:abstractNumId="4" w15:restartNumberingAfterBreak="0">
     <w:nsid w:val="78E5371D"/>
     <w:multiLevelType w:val="hybridMultilevel"/>
     <w:tmpl w:val="ED6A953A"/>
@@ -2273,23 +3522,26 @@
       </w:pPr>
     </w:lvl>
   </w:abstractNum>
-  <w:num w:numId="1">
+  <w:num w:numId="1" w16cid:durableId="366107511">
     <w:abstractNumId w:val="0"/>
   </w:num>
-  <w:num w:numId="2">
-    <w:abstractNumId w:val="2"/>
+  <w:num w:numId="2" w16cid:durableId="2017145519">
+    <w:abstractNumId w:val="3"/>
   </w:num>
-  <w:num w:numId="3">
+  <w:num w:numId="3" w16cid:durableId="69818109">
     <w:abstractNumId w:val="1"/>
   </w:num>
-  <w:num w:numId="4">
-    <w:abstractNumId w:val="3"/>
+  <w:num w:numId="4" w16cid:durableId="1923566400">
+    <w:abstractNumId w:val="4"/>
+  </w:num>
+  <w:num w:numId="5" w16cid:durableId="140117853">
+    <w:abstractNumId w:val="2"/>
   </w:num>
 </w:numbering>
 </file>
 
 <file path=word/styles.xml><?xml version="1.0" encoding="utf-8"?>
-<w:styles xmlns:mc="http://schemas.openxmlformats.org/markup-compatibility/2006" xmlns:r="http://schemas.openxmlformats.org/officeDocument/2006/relationships" xmlns:w="http://schemas.openxmlformats.org/wordprocessingml/2006/main" xmlns:w14="http://schemas.microsoft.com/office/word/2010/wordml" xmlns:w15="http://schemas.microsoft.com/office/word/2012/wordml" xmlns:w16cid="http://schemas.microsoft.com/office/word/2016/wordml/cid" xmlns:w16se="http://schemas.microsoft.com/office/word/2015/wordml/symex" mc:Ignorable="w14 w15 w16se w16cid">
+<w:styles xmlns:mc="http://schemas.openxmlformats.org/markup-compatibility/2006" xmlns:r="http://schemas.openxmlformats.org/officeDocument/2006/relationships" xmlns:w="http://schemas.openxmlformats.org/wordprocessingml/2006/main" xmlns:w14="http://schemas.microsoft.com/office/word/2010/wordml" xmlns:w15="http://schemas.microsoft.com/office/word/2012/wordml" xmlns:w16cex="http://schemas.microsoft.com/office/word/2018/wordml/cex" xmlns:w16cid="http://schemas.microsoft.com/office/word/2016/wordml/cid" xmlns:w16="http://schemas.microsoft.com/office/word/2018/wordml" xmlns:w16du="http://schemas.microsoft.com/office/word/2023/wordml/word16du" xmlns:w16sdtdh="http://schemas.microsoft.com/office/word/2020/wordml/sdtdatahash" xmlns:w16sdtfl="http://schemas.microsoft.com/office/word/2024/wordml/sdtformatlock" xmlns:w16se="http://schemas.microsoft.com/office/word/2015/wordml/symex" mc:Ignorable="w14 w15 w16se w16cid w16 w16cex w16sdtdh w16sdtfl w16du">
   <w:docDefaults>
     <w:rPrDefault>
       <w:rPr>
@@ -2305,7 +3557,7 @@
       </w:pPr>
     </w:pPrDefault>
   </w:docDefaults>
-  <w:latentStyles w:defLockedState="0" w:defUIPriority="99" w:defSemiHidden="0" w:defUnhideWhenUsed="0" w:defQFormat="0" w:count="375">
+  <w:latentStyles w:defLockedState="0" w:defUIPriority="99" w:defSemiHidden="0" w:defUnhideWhenUsed="0" w:defQFormat="0" w:count="376">
     <w:lsdException w:name="Normal" w:uiPriority="0" w:qFormat="1"/>
     <w:lsdException w:name="heading 1" w:uiPriority="9" w:qFormat="1"/>
     <w:lsdException w:name="heading 2" w:semiHidden="1" w:uiPriority="9" w:unhideWhenUsed="1" w:qFormat="1"/>
@@ -2681,10 +3933,54 @@
     <w:lsdException w:name="Smart Hyperlink" w:semiHidden="1" w:unhideWhenUsed="1"/>
     <w:lsdException w:name="Hashtag" w:semiHidden="1" w:unhideWhenUsed="1"/>
     <w:lsdException w:name="Unresolved Mention" w:semiHidden="1" w:unhideWhenUsed="1"/>
+    <w:lsdException w:name="Smart Link" w:semiHidden="1" w:unhideWhenUsed="1"/>
   </w:latentStyles>
   <w:style w:type="paragraph" w:default="1" w:styleId="Norml">
     <w:name w:val="Normal"/>
     <w:qFormat/>
+  </w:style>
+  <w:style w:type="paragraph" w:styleId="Cmsor1">
+    <w:name w:val="heading 1"/>
+    <w:basedOn w:val="Norml"/>
+    <w:next w:val="Norml"/>
+    <w:link w:val="Cmsor1Char"/>
+    <w:uiPriority w:val="9"/>
+    <w:qFormat/>
+    <w:rsid w:val="00D82B68"/>
+    <w:pPr>
+      <w:keepNext/>
+      <w:keepLines/>
+      <w:spacing w:before="240" w:after="0"/>
+      <w:outlineLvl w:val="0"/>
+    </w:pPr>
+    <w:rPr>
+      <w:rFonts w:asciiTheme="majorHAnsi" w:eastAsiaTheme="majorEastAsia" w:hAnsiTheme="majorHAnsi" w:cstheme="majorBidi"/>
+      <w:color w:val="2F5496" w:themeColor="accent1" w:themeShade="BF"/>
+      <w:sz w:val="32"/>
+      <w:szCs w:val="32"/>
+    </w:rPr>
+  </w:style>
+  <w:style w:type="paragraph" w:styleId="Cmsor2">
+    <w:name w:val="heading 2"/>
+    <w:basedOn w:val="Norml"/>
+    <w:next w:val="Norml"/>
+    <w:link w:val="Cmsor2Char"/>
+    <w:uiPriority w:val="9"/>
+    <w:unhideWhenUsed/>
+    <w:qFormat/>
+    <w:rsid w:val="00DA258E"/>
+    <w:pPr>
+      <w:keepNext/>
+      <w:keepLines/>
+      <w:spacing w:before="40" w:after="0"/>
+      <w:outlineLvl w:val="1"/>
+    </w:pPr>
+    <w:rPr>
+      <w:rFonts w:asciiTheme="majorHAnsi" w:eastAsiaTheme="majorEastAsia" w:hAnsiTheme="majorHAnsi" w:cstheme="majorBidi"/>
+      <w:color w:val="2F5496" w:themeColor="accent1" w:themeShade="BF"/>
+      <w:sz w:val="26"/>
+      <w:szCs w:val="26"/>
+    </w:rPr>
   </w:style>
   <w:style w:type="character" w:default="1" w:styleId="Bekezdsalapbettpusa">
     <w:name w:val="Default Paragraph Font"/>
@@ -2742,6 +4038,32 @@
         <w:insideV w:val="single" w:sz="4" w:space="0" w:color="auto"/>
       </w:tblBorders>
     </w:tblPr>
+  </w:style>
+  <w:style w:type="character" w:customStyle="1" w:styleId="Cmsor1Char">
+    <w:name w:val="Címsor 1 Char"/>
+    <w:basedOn w:val="Bekezdsalapbettpusa"/>
+    <w:link w:val="Cmsor1"/>
+    <w:uiPriority w:val="9"/>
+    <w:rsid w:val="00D82B68"/>
+    <w:rPr>
+      <w:rFonts w:asciiTheme="majorHAnsi" w:eastAsiaTheme="majorEastAsia" w:hAnsiTheme="majorHAnsi" w:cstheme="majorBidi"/>
+      <w:color w:val="2F5496" w:themeColor="accent1" w:themeShade="BF"/>
+      <w:sz w:val="32"/>
+      <w:szCs w:val="32"/>
+    </w:rPr>
+  </w:style>
+  <w:style w:type="character" w:customStyle="1" w:styleId="Cmsor2Char">
+    <w:name w:val="Címsor 2 Char"/>
+    <w:basedOn w:val="Bekezdsalapbettpusa"/>
+    <w:link w:val="Cmsor2"/>
+    <w:uiPriority w:val="9"/>
+    <w:rsid w:val="00DA258E"/>
+    <w:rPr>
+      <w:rFonts w:asciiTheme="majorHAnsi" w:eastAsiaTheme="majorEastAsia" w:hAnsiTheme="majorHAnsi" w:cstheme="majorBidi"/>
+      <w:color w:val="2F5496" w:themeColor="accent1" w:themeShade="BF"/>
+      <w:sz w:val="26"/>
+      <w:szCs w:val="26"/>
+    </w:rPr>
   </w:style>
 </w:styles>
 </file>
@@ -3039,4 +4361,16 @@
     </a:ext>
   </a:extLst>
 </a:theme>
+</file>
+
+<file path=customXml/item1.xml><?xml version="1.0" encoding="utf-8"?>
+<b:Sources xmlns:b="http://schemas.openxmlformats.org/officeDocument/2006/bibliography" xmlns="http://schemas.openxmlformats.org/officeDocument/2006/bibliography" SelectedStyle="\APASixthEditionOfficeOnline.xsl" StyleName="APA" Version="6"/>
+</file>
+
+<file path=customXml/itemProps1.xml><?xml version="1.0" encoding="utf-8"?>
+<ds:datastoreItem xmlns:ds="http://schemas.openxmlformats.org/officeDocument/2006/customXml" ds:itemID="{2F2807C3-6CD1-4E50-83AE-CB2EEBA6AC92}">
+  <ds:schemaRefs>
+    <ds:schemaRef ds:uri="http://schemas.openxmlformats.org/officeDocument/2006/bibliography"/>
+  </ds:schemaRefs>
+</ds:datastoreItem>
 </file>